--- a/Optimalisasi-dan-Automasi/Modul-Word/Modul-4-Preprocessing-Dasar-Pembersihan-Data.docx
+++ b/Optimalisasi-dan-Automasi/Modul-Word/Modul-4-Preprocessing-Dasar-Pembersihan-Data.docx
@@ -2667,7 +2667,7 @@
       <w:r>
         <w:drawing>
           <wp:inline xmlns:a="http://schemas.openxmlformats.org/drawingml/2006/main" xmlns:pic="http://schemas.openxmlformats.org/drawingml/2006/picture">
-            <wp:extent cx="8258694" cy="1936865"/>
+            <wp:extent cx="5472000" cy="1283317"/>
             <wp:docPr id="1858245148" name="Picture 1858245148"/>
             <wp:cNvGraphicFramePr>
               <a:graphicFrameLocks noChangeAspect="1"/>
@@ -2688,7 +2688,7 @@
                   <pic:spPr>
                     <a:xfrm>
                       <a:off x="0" y="0"/>
-                      <a:ext cx="8258694" cy="1936865"/>
+                      <a:ext cx="5472000" cy="1283317"/>
                     </a:xfrm>
                     <a:prstGeom prst="rect"/>
                   </pic:spPr>
@@ -3420,7 +3420,7 @@
       <w:r>
         <w:drawing>
           <wp:inline xmlns:a="http://schemas.openxmlformats.org/drawingml/2006/main" xmlns:pic="http://schemas.openxmlformats.org/drawingml/2006/picture">
-            <wp:extent cx="8312727" cy="4056610"/>
+            <wp:extent cx="5472000" cy="2670335"/>
             <wp:docPr id="1858245149" name="Picture 1858245149"/>
             <wp:cNvGraphicFramePr>
               <a:graphicFrameLocks noChangeAspect="1"/>
@@ -3441,7 +3441,7 @@
                   <pic:spPr>
                     <a:xfrm>
                       <a:off x="0" y="0"/>
-                      <a:ext cx="8312727" cy="4056610"/>
+                      <a:ext cx="5472000" cy="2670335"/>
                     </a:xfrm>
                     <a:prstGeom prst="rect"/>
                   </pic:spPr>
@@ -3477,7 +3477,7 @@
       <w:r>
         <w:drawing>
           <wp:inline xmlns:a="http://schemas.openxmlformats.org/drawingml/2006/main" xmlns:pic="http://schemas.openxmlformats.org/drawingml/2006/picture">
-            <wp:extent cx="8666018" cy="5744094"/>
+            <wp:extent cx="5472000" cy="3627004"/>
             <wp:docPr id="1858245150" name="Picture 1858245150"/>
             <wp:cNvGraphicFramePr>
               <a:graphicFrameLocks noChangeAspect="1"/>
@@ -3498,7 +3498,7 @@
                   <pic:spPr>
                     <a:xfrm>
                       <a:off x="0" y="0"/>
-                      <a:ext cx="8666018" cy="5744094"/>
+                      <a:ext cx="5472000" cy="3627004"/>
                     </a:xfrm>
                     <a:prstGeom prst="rect"/>
                   </pic:spPr>
@@ -4318,7 +4318,7 @@
       <w:r>
         <w:drawing>
           <wp:inline xmlns:a="http://schemas.openxmlformats.org/drawingml/2006/main" xmlns:pic="http://schemas.openxmlformats.org/drawingml/2006/picture">
-            <wp:extent cx="8079970" cy="5245330"/>
+            <wp:extent cx="5472000" cy="3552296"/>
             <wp:docPr id="1858245151" name="Picture 1858245151"/>
             <wp:cNvGraphicFramePr>
               <a:graphicFrameLocks noChangeAspect="1"/>
@@ -4339,7 +4339,7 @@
                   <pic:spPr>
                     <a:xfrm>
                       <a:off x="0" y="0"/>
-                      <a:ext cx="8079970" cy="5245330"/>
+                      <a:ext cx="5472000" cy="3552296"/>
                     </a:xfrm>
                     <a:prstGeom prst="rect"/>
                   </pic:spPr>
@@ -4437,7 +4437,7 @@
       <w:r>
         <w:drawing>
           <wp:inline xmlns:a="http://schemas.openxmlformats.org/drawingml/2006/main" xmlns:pic="http://schemas.openxmlformats.org/drawingml/2006/picture">
-            <wp:extent cx="8005156" cy="5245330"/>
+            <wp:extent cx="5472000" cy="3585495"/>
             <wp:docPr id="1858245152" name="Picture 1858245152"/>
             <wp:cNvGraphicFramePr>
               <a:graphicFrameLocks noChangeAspect="1"/>
@@ -4458,7 +4458,7 @@
                   <pic:spPr>
                     <a:xfrm>
                       <a:off x="0" y="0"/>
-                      <a:ext cx="8005156" cy="5245330"/>
+                      <a:ext cx="5472000" cy="3585495"/>
                     </a:xfrm>
                     <a:prstGeom prst="rect"/>
                   </pic:spPr>
@@ -5339,7 +5339,7 @@
       <w:r>
         <w:drawing>
           <wp:inline xmlns:a="http://schemas.openxmlformats.org/drawingml/2006/main" xmlns:pic="http://schemas.openxmlformats.org/drawingml/2006/picture">
-            <wp:extent cx="8113221" cy="4463934"/>
+            <wp:extent cx="5472000" cy="3010721"/>
             <wp:docPr id="1858245153" name="Picture 1858245153"/>
             <wp:cNvGraphicFramePr>
               <a:graphicFrameLocks noChangeAspect="1"/>
@@ -5360,7 +5360,7 @@
                   <pic:spPr>
                     <a:xfrm>
                       <a:off x="0" y="0"/>
-                      <a:ext cx="8113221" cy="4463934"/>
+                      <a:ext cx="5472000" cy="3010721"/>
                     </a:xfrm>
                     <a:prstGeom prst="rect"/>
                   </pic:spPr>
@@ -5396,7 +5396,7 @@
       <w:r>
         <w:drawing>
           <wp:inline xmlns:a="http://schemas.openxmlformats.org/drawingml/2006/main" xmlns:pic="http://schemas.openxmlformats.org/drawingml/2006/picture">
-            <wp:extent cx="8034250" cy="4006734"/>
+            <wp:extent cx="5472000" cy="2728923"/>
             <wp:docPr id="1858245154" name="Picture 1858245154"/>
             <wp:cNvGraphicFramePr>
               <a:graphicFrameLocks noChangeAspect="1"/>
@@ -5417,7 +5417,7 @@
                   <pic:spPr>
                     <a:xfrm>
                       <a:off x="0" y="0"/>
-                      <a:ext cx="8034250" cy="4006734"/>
+                      <a:ext cx="5472000" cy="2728923"/>
                     </a:xfrm>
                     <a:prstGeom prst="rect"/>
                   </pic:spPr>

--- a/Optimalisasi-dan-Automasi/Modul-Word/Modul-4-Preprocessing-Dasar-Pembersihan-Data.docx
+++ b/Optimalisasi-dan-Automasi/Modul-Word/Modul-4-Preprocessing-Dasar-Pembersihan-Data.docx
@@ -3022,12 +3022,18 @@
         <w:tc>
           <w:tcPr>
             <w:tcW w:type="dxa" w:w="2929"/>
+            <w:tcMar>
+              <w:top w:w="40" w:type="dxa"/>
+              <w:bottom w:w="40" w:type="dxa"/>
+              <w:left w:w="100" w:type="dxa"/>
+              <w:right w:w="100" w:type="dxa"/>
+            </w:tcMar>
             <w:shd w:val="clear" w:fill="DCE4F1"/>
           </w:tcPr>
           <w:p>
             <w:pPr>
               <w:keepNext/>
-              <w:spacing w:after="0"/>
+              <w:spacing w:line="240" w:lineRule="auto" w:before="0" w:after="0"/>
             </w:pPr>
             <w:r>
               <w:rPr>
@@ -3043,12 +3049,18 @@
         <w:tc>
           <w:tcPr>
             <w:tcW w:type="dxa" w:w="2929"/>
+            <w:tcMar>
+              <w:top w:w="40" w:type="dxa"/>
+              <w:bottom w:w="40" w:type="dxa"/>
+              <w:left w:w="100" w:type="dxa"/>
+              <w:right w:w="100" w:type="dxa"/>
+            </w:tcMar>
             <w:shd w:val="clear" w:fill="DCE4F1"/>
           </w:tcPr>
           <w:p>
             <w:pPr>
               <w:keepNext/>
-              <w:spacing w:after="0"/>
+              <w:spacing w:line="240" w:lineRule="auto" w:before="0" w:after="0"/>
             </w:pPr>
             <w:r>
               <w:rPr>
@@ -3064,12 +3076,18 @@
         <w:tc>
           <w:tcPr>
             <w:tcW w:type="dxa" w:w="2929"/>
+            <w:tcMar>
+              <w:top w:w="40" w:type="dxa"/>
+              <w:bottom w:w="40" w:type="dxa"/>
+              <w:left w:w="100" w:type="dxa"/>
+              <w:right w:w="100" w:type="dxa"/>
+            </w:tcMar>
             <w:shd w:val="clear" w:fill="DCE4F1"/>
           </w:tcPr>
           <w:p>
             <w:pPr>
               <w:keepNext/>
-              <w:spacing w:after="0"/>
+              <w:spacing w:line="240" w:lineRule="auto" w:before="0" w:after="0"/>
             </w:pPr>
             <w:r>
               <w:rPr>
@@ -3090,11 +3108,17 @@
         <w:tc>
           <w:tcPr>
             <w:tcW w:type="dxa" w:w="2929"/>
+            <w:tcMar>
+              <w:top w:w="40" w:type="dxa"/>
+              <w:bottom w:w="40" w:type="dxa"/>
+              <w:left w:w="100" w:type="dxa"/>
+              <w:right w:w="100" w:type="dxa"/>
+            </w:tcMar>
           </w:tcPr>
           <w:p>
             <w:pPr>
               <w:keepNext/>
-              <w:spacing w:after="0"/>
+              <w:spacing w:line="240" w:lineRule="auto" w:before="0" w:after="0"/>
             </w:pPr>
             <w:r>
               <w:rPr>
@@ -3110,11 +3134,17 @@
         <w:tc>
           <w:tcPr>
             <w:tcW w:type="dxa" w:w="2929"/>
+            <w:tcMar>
+              <w:top w:w="40" w:type="dxa"/>
+              <w:bottom w:w="40" w:type="dxa"/>
+              <w:left w:w="100" w:type="dxa"/>
+              <w:right w:w="100" w:type="dxa"/>
+            </w:tcMar>
           </w:tcPr>
           <w:p>
             <w:pPr>
               <w:keepNext/>
-              <w:spacing w:after="0"/>
+              <w:spacing w:line="240" w:lineRule="auto" w:before="0" w:after="0"/>
             </w:pPr>
             <w:r>
               <w:rPr>
@@ -3130,11 +3160,17 @@
         <w:tc>
           <w:tcPr>
             <w:tcW w:type="dxa" w:w="2929"/>
+            <w:tcMar>
+              <w:top w:w="40" w:type="dxa"/>
+              <w:bottom w:w="40" w:type="dxa"/>
+              <w:left w:w="100" w:type="dxa"/>
+              <w:right w:w="100" w:type="dxa"/>
+            </w:tcMar>
           </w:tcPr>
           <w:p>
             <w:pPr>
               <w:keepNext/>
-              <w:spacing w:after="0"/>
+              <w:spacing w:line="240" w:lineRule="auto" w:before="0" w:after="0"/>
             </w:pPr>
             <w:r>
               <w:rPr>
@@ -3155,11 +3191,17 @@
         <w:tc>
           <w:tcPr>
             <w:tcW w:type="dxa" w:w="2929"/>
+            <w:tcMar>
+              <w:top w:w="40" w:type="dxa"/>
+              <w:bottom w:w="40" w:type="dxa"/>
+              <w:left w:w="100" w:type="dxa"/>
+              <w:right w:w="100" w:type="dxa"/>
+            </w:tcMar>
           </w:tcPr>
           <w:p>
             <w:pPr>
               <w:keepNext/>
-              <w:spacing w:after="0"/>
+              <w:spacing w:line="240" w:lineRule="auto" w:before="0" w:after="0"/>
             </w:pPr>
             <w:r>
               <w:rPr>
@@ -3175,11 +3217,17 @@
         <w:tc>
           <w:tcPr>
             <w:tcW w:type="dxa" w:w="2929"/>
+            <w:tcMar>
+              <w:top w:w="40" w:type="dxa"/>
+              <w:bottom w:w="40" w:type="dxa"/>
+              <w:left w:w="100" w:type="dxa"/>
+              <w:right w:w="100" w:type="dxa"/>
+            </w:tcMar>
           </w:tcPr>
           <w:p>
             <w:pPr>
               <w:keepNext/>
-              <w:spacing w:after="0"/>
+              <w:spacing w:line="240" w:lineRule="auto" w:before="0" w:after="0"/>
             </w:pPr>
             <w:r>
               <w:rPr>
@@ -3195,11 +3243,17 @@
         <w:tc>
           <w:tcPr>
             <w:tcW w:type="dxa" w:w="2929"/>
+            <w:tcMar>
+              <w:top w:w="40" w:type="dxa"/>
+              <w:bottom w:w="40" w:type="dxa"/>
+              <w:left w:w="100" w:type="dxa"/>
+              <w:right w:w="100" w:type="dxa"/>
+            </w:tcMar>
           </w:tcPr>
           <w:p>
             <w:pPr>
               <w:keepNext/>
-              <w:spacing w:after="0"/>
+              <w:spacing w:line="240" w:lineRule="auto" w:before="0" w:after="0"/>
             </w:pPr>
             <w:r>
               <w:rPr>
@@ -3220,11 +3274,17 @@
         <w:tc>
           <w:tcPr>
             <w:tcW w:type="dxa" w:w="2929"/>
+            <w:tcMar>
+              <w:top w:w="40" w:type="dxa"/>
+              <w:bottom w:w="40" w:type="dxa"/>
+              <w:left w:w="100" w:type="dxa"/>
+              <w:right w:w="100" w:type="dxa"/>
+            </w:tcMar>
           </w:tcPr>
           <w:p>
             <w:pPr>
               <w:keepNext/>
-              <w:spacing w:after="0"/>
+              <w:spacing w:line="240" w:lineRule="auto" w:before="0" w:after="0"/>
             </w:pPr>
             <w:r>
               <w:rPr>
@@ -3240,11 +3300,17 @@
         <w:tc>
           <w:tcPr>
             <w:tcW w:type="dxa" w:w="2929"/>
+            <w:tcMar>
+              <w:top w:w="40" w:type="dxa"/>
+              <w:bottom w:w="40" w:type="dxa"/>
+              <w:left w:w="100" w:type="dxa"/>
+              <w:right w:w="100" w:type="dxa"/>
+            </w:tcMar>
           </w:tcPr>
           <w:p>
             <w:pPr>
               <w:keepNext/>
-              <w:spacing w:after="0"/>
+              <w:spacing w:line="240" w:lineRule="auto" w:before="0" w:after="0"/>
             </w:pPr>
             <w:r>
               <w:rPr>
@@ -3260,11 +3326,17 @@
         <w:tc>
           <w:tcPr>
             <w:tcW w:type="dxa" w:w="2929"/>
+            <w:tcMar>
+              <w:top w:w="40" w:type="dxa"/>
+              <w:bottom w:w="40" w:type="dxa"/>
+              <w:left w:w="100" w:type="dxa"/>
+              <w:right w:w="100" w:type="dxa"/>
+            </w:tcMar>
           </w:tcPr>
           <w:p>
             <w:pPr>
               <w:keepNext/>
-              <w:spacing w:after="0"/>
+              <w:spacing w:line="240" w:lineRule="auto" w:before="0" w:after="0"/>
             </w:pPr>
             <w:r>
               <w:rPr>
@@ -3285,11 +3357,17 @@
         <w:tc>
           <w:tcPr>
             <w:tcW w:type="dxa" w:w="2929"/>
+            <w:tcMar>
+              <w:top w:w="40" w:type="dxa"/>
+              <w:bottom w:w="40" w:type="dxa"/>
+              <w:left w:w="100" w:type="dxa"/>
+              <w:right w:w="100" w:type="dxa"/>
+            </w:tcMar>
           </w:tcPr>
           <w:p>
             <w:pPr>
               <w:keepNext/>
-              <w:spacing w:after="0"/>
+              <w:spacing w:line="240" w:lineRule="auto" w:before="0" w:after="0"/>
             </w:pPr>
             <w:r>
               <w:rPr>
@@ -3305,11 +3383,17 @@
         <w:tc>
           <w:tcPr>
             <w:tcW w:type="dxa" w:w="2929"/>
+            <w:tcMar>
+              <w:top w:w="40" w:type="dxa"/>
+              <w:bottom w:w="40" w:type="dxa"/>
+              <w:left w:w="100" w:type="dxa"/>
+              <w:right w:w="100" w:type="dxa"/>
+            </w:tcMar>
           </w:tcPr>
           <w:p>
             <w:pPr>
               <w:keepNext/>
-              <w:spacing w:after="0"/>
+              <w:spacing w:line="240" w:lineRule="auto" w:before="0" w:after="0"/>
             </w:pPr>
             <w:r>
               <w:rPr>
@@ -3325,11 +3409,17 @@
         <w:tc>
           <w:tcPr>
             <w:tcW w:type="dxa" w:w="2929"/>
+            <w:tcMar>
+              <w:top w:w="40" w:type="dxa"/>
+              <w:bottom w:w="40" w:type="dxa"/>
+              <w:left w:w="100" w:type="dxa"/>
+              <w:right w:w="100" w:type="dxa"/>
+            </w:tcMar>
           </w:tcPr>
           <w:p>
             <w:pPr>
               <w:keepNext/>
-              <w:spacing w:after="0"/>
+              <w:spacing w:line="240" w:lineRule="auto" w:before="0" w:after="0"/>
             </w:pPr>
             <w:r>
               <w:rPr>
@@ -3350,10 +3440,16 @@
         <w:tc>
           <w:tcPr>
             <w:tcW w:type="dxa" w:w="2929"/>
+            <w:tcMar>
+              <w:top w:w="40" w:type="dxa"/>
+              <w:bottom w:w="40" w:type="dxa"/>
+              <w:left w:w="100" w:type="dxa"/>
+              <w:right w:w="100" w:type="dxa"/>
+            </w:tcMar>
           </w:tcPr>
           <w:p>
             <w:pPr>
-              <w:spacing w:after="0"/>
+              <w:spacing w:line="240" w:lineRule="auto" w:before="0" w:after="0"/>
             </w:pPr>
             <w:r>
               <w:rPr>
@@ -3369,10 +3465,16 @@
         <w:tc>
           <w:tcPr>
             <w:tcW w:type="dxa" w:w="2929"/>
+            <w:tcMar>
+              <w:top w:w="40" w:type="dxa"/>
+              <w:bottom w:w="40" w:type="dxa"/>
+              <w:left w:w="100" w:type="dxa"/>
+              <w:right w:w="100" w:type="dxa"/>
+            </w:tcMar>
           </w:tcPr>
           <w:p>
             <w:pPr>
-              <w:spacing w:after="0"/>
+              <w:spacing w:line="240" w:lineRule="auto" w:before="0" w:after="0"/>
             </w:pPr>
             <w:r>
               <w:rPr>
@@ -3388,10 +3490,16 @@
         <w:tc>
           <w:tcPr>
             <w:tcW w:type="dxa" w:w="2929"/>
+            <w:tcMar>
+              <w:top w:w="40" w:type="dxa"/>
+              <w:bottom w:w="40" w:type="dxa"/>
+              <w:left w:w="100" w:type="dxa"/>
+              <w:right w:w="100" w:type="dxa"/>
+            </w:tcMar>
           </w:tcPr>
           <w:p>
             <w:pPr>
-              <w:spacing w:after="0"/>
+              <w:spacing w:line="240" w:lineRule="auto" w:before="0" w:after="0"/>
             </w:pPr>
             <w:r>
               <w:rPr>
@@ -3420,7 +3528,7 @@
       <w:r>
         <w:drawing>
           <wp:inline xmlns:a="http://schemas.openxmlformats.org/drawingml/2006/main" xmlns:pic="http://schemas.openxmlformats.org/drawingml/2006/picture">
-            <wp:extent cx="5472000" cy="2670335"/>
+            <wp:extent cx="2950819" cy="1439999"/>
             <wp:docPr id="1858245149" name="Picture 1858245149"/>
             <wp:cNvGraphicFramePr>
               <a:graphicFrameLocks noChangeAspect="1"/>
@@ -3441,7 +3549,7 @@
                   <pic:spPr>
                     <a:xfrm>
                       <a:off x="0" y="0"/>
-                      <a:ext cx="5472000" cy="2670335"/>
+                      <a:ext cx="2950819" cy="1439999"/>
                     </a:xfrm>
                     <a:prstGeom prst="rect"/>
                   </pic:spPr>
@@ -3477,7 +3585,7 @@
       <w:r>
         <w:drawing>
           <wp:inline xmlns:a="http://schemas.openxmlformats.org/drawingml/2006/main" xmlns:pic="http://schemas.openxmlformats.org/drawingml/2006/picture">
-            <wp:extent cx="5472000" cy="3627004"/>
+            <wp:extent cx="5431259" cy="3600000"/>
             <wp:docPr id="1858245150" name="Picture 1858245150"/>
             <wp:cNvGraphicFramePr>
               <a:graphicFrameLocks noChangeAspect="1"/>
@@ -3498,7 +3606,7 @@
                   <pic:spPr>
                     <a:xfrm>
                       <a:off x="0" y="0"/>
-                      <a:ext cx="5472000" cy="3627004"/>
+                      <a:ext cx="5431259" cy="3600000"/>
                     </a:xfrm>
                     <a:prstGeom prst="rect"/>
                   </pic:spPr>
@@ -3800,12 +3908,18 @@
         <w:tc>
           <w:tcPr>
             <w:tcW w:type="dxa" w:w="2197"/>
+            <w:tcMar>
+              <w:top w:w="40" w:type="dxa"/>
+              <w:bottom w:w="40" w:type="dxa"/>
+              <w:left w:w="100" w:type="dxa"/>
+              <w:right w:w="100" w:type="dxa"/>
+            </w:tcMar>
             <w:shd w:val="clear" w:fill="DCE4F1"/>
           </w:tcPr>
           <w:p>
             <w:pPr>
               <w:keepNext/>
-              <w:spacing w:after="0"/>
+              <w:spacing w:line="240" w:lineRule="auto" w:before="0" w:after="0"/>
             </w:pPr>
             <w:r>
               <w:rPr>
@@ -3821,12 +3935,18 @@
         <w:tc>
           <w:tcPr>
             <w:tcW w:type="dxa" w:w="2197"/>
+            <w:tcMar>
+              <w:top w:w="40" w:type="dxa"/>
+              <w:bottom w:w="40" w:type="dxa"/>
+              <w:left w:w="100" w:type="dxa"/>
+              <w:right w:w="100" w:type="dxa"/>
+            </w:tcMar>
             <w:shd w:val="clear" w:fill="DCE4F1"/>
           </w:tcPr>
           <w:p>
             <w:pPr>
               <w:keepNext/>
-              <w:spacing w:after="0"/>
+              <w:spacing w:line="240" w:lineRule="auto" w:before="0" w:after="0"/>
             </w:pPr>
             <w:r>
               <w:rPr>
@@ -3842,12 +3962,18 @@
         <w:tc>
           <w:tcPr>
             <w:tcW w:type="dxa" w:w="2197"/>
+            <w:tcMar>
+              <w:top w:w="40" w:type="dxa"/>
+              <w:bottom w:w="40" w:type="dxa"/>
+              <w:left w:w="100" w:type="dxa"/>
+              <w:right w:w="100" w:type="dxa"/>
+            </w:tcMar>
             <w:shd w:val="clear" w:fill="DCE4F1"/>
           </w:tcPr>
           <w:p>
             <w:pPr>
               <w:keepNext/>
-              <w:spacing w:after="0"/>
+              <w:spacing w:line="240" w:lineRule="auto" w:before="0" w:after="0"/>
             </w:pPr>
             <w:r>
               <w:rPr>
@@ -3863,12 +3989,18 @@
         <w:tc>
           <w:tcPr>
             <w:tcW w:type="dxa" w:w="2197"/>
+            <w:tcMar>
+              <w:top w:w="40" w:type="dxa"/>
+              <w:bottom w:w="40" w:type="dxa"/>
+              <w:left w:w="100" w:type="dxa"/>
+              <w:right w:w="100" w:type="dxa"/>
+            </w:tcMar>
             <w:shd w:val="clear" w:fill="DCE4F1"/>
           </w:tcPr>
           <w:p>
             <w:pPr>
               <w:keepNext/>
-              <w:spacing w:after="0"/>
+              <w:spacing w:line="240" w:lineRule="auto" w:before="0" w:after="0"/>
             </w:pPr>
             <w:r>
               <w:rPr>
@@ -3889,11 +4021,17 @@
         <w:tc>
           <w:tcPr>
             <w:tcW w:type="dxa" w:w="2197"/>
+            <w:tcMar>
+              <w:top w:w="40" w:type="dxa"/>
+              <w:bottom w:w="40" w:type="dxa"/>
+              <w:left w:w="100" w:type="dxa"/>
+              <w:right w:w="100" w:type="dxa"/>
+            </w:tcMar>
           </w:tcPr>
           <w:p>
             <w:pPr>
               <w:keepNext/>
-              <w:spacing w:after="0"/>
+              <w:spacing w:line="240" w:lineRule="auto" w:before="0" w:after="0"/>
             </w:pPr>
             <w:r>
               <w:rPr>
@@ -3909,11 +4047,17 @@
         <w:tc>
           <w:tcPr>
             <w:tcW w:type="dxa" w:w="2197"/>
+            <w:tcMar>
+              <w:top w:w="40" w:type="dxa"/>
+              <w:bottom w:w="40" w:type="dxa"/>
+              <w:left w:w="100" w:type="dxa"/>
+              <w:right w:w="100" w:type="dxa"/>
+            </w:tcMar>
           </w:tcPr>
           <w:p>
             <w:pPr>
               <w:keepNext/>
-              <w:spacing w:after="0"/>
+              <w:spacing w:line="240" w:lineRule="auto" w:before="0" w:after="0"/>
             </w:pPr>
             <w:r>
               <w:rPr>
@@ -3929,11 +4073,17 @@
         <w:tc>
           <w:tcPr>
             <w:tcW w:type="dxa" w:w="2197"/>
+            <w:tcMar>
+              <w:top w:w="40" w:type="dxa"/>
+              <w:bottom w:w="40" w:type="dxa"/>
+              <w:left w:w="100" w:type="dxa"/>
+              <w:right w:w="100" w:type="dxa"/>
+            </w:tcMar>
           </w:tcPr>
           <w:p>
             <w:pPr>
               <w:keepNext/>
-              <w:spacing w:after="0"/>
+              <w:spacing w:line="240" w:lineRule="auto" w:before="0" w:after="0"/>
             </w:pPr>
             <w:r>
               <w:rPr>
@@ -3949,11 +4099,17 @@
         <w:tc>
           <w:tcPr>
             <w:tcW w:type="dxa" w:w="2197"/>
+            <w:tcMar>
+              <w:top w:w="40" w:type="dxa"/>
+              <w:bottom w:w="40" w:type="dxa"/>
+              <w:left w:w="100" w:type="dxa"/>
+              <w:right w:w="100" w:type="dxa"/>
+            </w:tcMar>
           </w:tcPr>
           <w:p>
             <w:pPr>
               <w:keepNext/>
-              <w:spacing w:after="0"/>
+              <w:spacing w:line="240" w:lineRule="auto" w:before="0" w:after="0"/>
             </w:pPr>
             <w:r>
               <w:rPr>
@@ -3974,11 +4130,17 @@
         <w:tc>
           <w:tcPr>
             <w:tcW w:type="dxa" w:w="2197"/>
+            <w:tcMar>
+              <w:top w:w="40" w:type="dxa"/>
+              <w:bottom w:w="40" w:type="dxa"/>
+              <w:left w:w="100" w:type="dxa"/>
+              <w:right w:w="100" w:type="dxa"/>
+            </w:tcMar>
           </w:tcPr>
           <w:p>
             <w:pPr>
               <w:keepNext/>
-              <w:spacing w:after="0"/>
+              <w:spacing w:line="240" w:lineRule="auto" w:before="0" w:after="0"/>
             </w:pPr>
             <w:r>
               <w:rPr>
@@ -3994,11 +4156,17 @@
         <w:tc>
           <w:tcPr>
             <w:tcW w:type="dxa" w:w="2197"/>
+            <w:tcMar>
+              <w:top w:w="40" w:type="dxa"/>
+              <w:bottom w:w="40" w:type="dxa"/>
+              <w:left w:w="100" w:type="dxa"/>
+              <w:right w:w="100" w:type="dxa"/>
+            </w:tcMar>
           </w:tcPr>
           <w:p>
             <w:pPr>
               <w:keepNext/>
-              <w:spacing w:after="0"/>
+              <w:spacing w:line="240" w:lineRule="auto" w:before="0" w:after="0"/>
             </w:pPr>
             <w:r>
               <w:rPr>
@@ -4014,11 +4182,17 @@
         <w:tc>
           <w:tcPr>
             <w:tcW w:type="dxa" w:w="2197"/>
+            <w:tcMar>
+              <w:top w:w="40" w:type="dxa"/>
+              <w:bottom w:w="40" w:type="dxa"/>
+              <w:left w:w="100" w:type="dxa"/>
+              <w:right w:w="100" w:type="dxa"/>
+            </w:tcMar>
           </w:tcPr>
           <w:p>
             <w:pPr>
               <w:keepNext/>
-              <w:spacing w:after="0"/>
+              <w:spacing w:line="240" w:lineRule="auto" w:before="0" w:after="0"/>
             </w:pPr>
             <w:r>
               <w:rPr>
@@ -4034,11 +4208,17 @@
         <w:tc>
           <w:tcPr>
             <w:tcW w:type="dxa" w:w="2197"/>
+            <w:tcMar>
+              <w:top w:w="40" w:type="dxa"/>
+              <w:bottom w:w="40" w:type="dxa"/>
+              <w:left w:w="100" w:type="dxa"/>
+              <w:right w:w="100" w:type="dxa"/>
+            </w:tcMar>
           </w:tcPr>
           <w:p>
             <w:pPr>
               <w:keepNext/>
-              <w:spacing w:after="0"/>
+              <w:spacing w:line="240" w:lineRule="auto" w:before="0" w:after="0"/>
             </w:pPr>
             <w:r>
               <w:rPr>
@@ -4059,11 +4239,17 @@
         <w:tc>
           <w:tcPr>
             <w:tcW w:type="dxa" w:w="2197"/>
+            <w:tcMar>
+              <w:top w:w="40" w:type="dxa"/>
+              <w:bottom w:w="40" w:type="dxa"/>
+              <w:left w:w="100" w:type="dxa"/>
+              <w:right w:w="100" w:type="dxa"/>
+            </w:tcMar>
           </w:tcPr>
           <w:p>
             <w:pPr>
               <w:keepNext/>
-              <w:spacing w:after="0"/>
+              <w:spacing w:line="240" w:lineRule="auto" w:before="0" w:after="0"/>
             </w:pPr>
             <w:r>
               <w:rPr>
@@ -4079,11 +4265,17 @@
         <w:tc>
           <w:tcPr>
             <w:tcW w:type="dxa" w:w="2197"/>
+            <w:tcMar>
+              <w:top w:w="40" w:type="dxa"/>
+              <w:bottom w:w="40" w:type="dxa"/>
+              <w:left w:w="100" w:type="dxa"/>
+              <w:right w:w="100" w:type="dxa"/>
+            </w:tcMar>
           </w:tcPr>
           <w:p>
             <w:pPr>
               <w:keepNext/>
-              <w:spacing w:after="0"/>
+              <w:spacing w:line="240" w:lineRule="auto" w:before="0" w:after="0"/>
             </w:pPr>
             <w:r>
               <w:rPr>
@@ -4099,11 +4291,17 @@
         <w:tc>
           <w:tcPr>
             <w:tcW w:type="dxa" w:w="2197"/>
+            <w:tcMar>
+              <w:top w:w="40" w:type="dxa"/>
+              <w:bottom w:w="40" w:type="dxa"/>
+              <w:left w:w="100" w:type="dxa"/>
+              <w:right w:w="100" w:type="dxa"/>
+            </w:tcMar>
           </w:tcPr>
           <w:p>
             <w:pPr>
               <w:keepNext/>
-              <w:spacing w:after="0"/>
+              <w:spacing w:line="240" w:lineRule="auto" w:before="0" w:after="0"/>
             </w:pPr>
             <w:r>
               <w:rPr>
@@ -4119,11 +4317,17 @@
         <w:tc>
           <w:tcPr>
             <w:tcW w:type="dxa" w:w="2197"/>
+            <w:tcMar>
+              <w:top w:w="40" w:type="dxa"/>
+              <w:bottom w:w="40" w:type="dxa"/>
+              <w:left w:w="100" w:type="dxa"/>
+              <w:right w:w="100" w:type="dxa"/>
+            </w:tcMar>
           </w:tcPr>
           <w:p>
             <w:pPr>
               <w:keepNext/>
-              <w:spacing w:after="0"/>
+              <w:spacing w:line="240" w:lineRule="auto" w:before="0" w:after="0"/>
             </w:pPr>
             <w:r>
               <w:rPr>
@@ -4144,11 +4348,17 @@
         <w:tc>
           <w:tcPr>
             <w:tcW w:type="dxa" w:w="2197"/>
+            <w:tcMar>
+              <w:top w:w="40" w:type="dxa"/>
+              <w:bottom w:w="40" w:type="dxa"/>
+              <w:left w:w="100" w:type="dxa"/>
+              <w:right w:w="100" w:type="dxa"/>
+            </w:tcMar>
           </w:tcPr>
           <w:p>
             <w:pPr>
               <w:keepNext/>
-              <w:spacing w:after="0"/>
+              <w:spacing w:line="240" w:lineRule="auto" w:before="0" w:after="0"/>
             </w:pPr>
             <w:r>
               <w:rPr>
@@ -4164,11 +4374,17 @@
         <w:tc>
           <w:tcPr>
             <w:tcW w:type="dxa" w:w="2197"/>
+            <w:tcMar>
+              <w:top w:w="40" w:type="dxa"/>
+              <w:bottom w:w="40" w:type="dxa"/>
+              <w:left w:w="100" w:type="dxa"/>
+              <w:right w:w="100" w:type="dxa"/>
+            </w:tcMar>
           </w:tcPr>
           <w:p>
             <w:pPr>
               <w:keepNext/>
-              <w:spacing w:after="0"/>
+              <w:spacing w:line="240" w:lineRule="auto" w:before="0" w:after="0"/>
             </w:pPr>
             <w:r>
               <w:rPr>
@@ -4184,11 +4400,17 @@
         <w:tc>
           <w:tcPr>
             <w:tcW w:type="dxa" w:w="2197"/>
+            <w:tcMar>
+              <w:top w:w="40" w:type="dxa"/>
+              <w:bottom w:w="40" w:type="dxa"/>
+              <w:left w:w="100" w:type="dxa"/>
+              <w:right w:w="100" w:type="dxa"/>
+            </w:tcMar>
           </w:tcPr>
           <w:p>
             <w:pPr>
               <w:keepNext/>
-              <w:spacing w:after="0"/>
+              <w:spacing w:line="240" w:lineRule="auto" w:before="0" w:after="0"/>
             </w:pPr>
             <w:r>
               <w:rPr>
@@ -4204,11 +4426,17 @@
         <w:tc>
           <w:tcPr>
             <w:tcW w:type="dxa" w:w="2197"/>
+            <w:tcMar>
+              <w:top w:w="40" w:type="dxa"/>
+              <w:bottom w:w="40" w:type="dxa"/>
+              <w:left w:w="100" w:type="dxa"/>
+              <w:right w:w="100" w:type="dxa"/>
+            </w:tcMar>
           </w:tcPr>
           <w:p>
             <w:pPr>
               <w:keepNext/>
-              <w:spacing w:after="0"/>
+              <w:spacing w:line="240" w:lineRule="auto" w:before="0" w:after="0"/>
             </w:pPr>
             <w:r>
               <w:rPr>
@@ -4229,10 +4457,16 @@
         <w:tc>
           <w:tcPr>
             <w:tcW w:type="dxa" w:w="2197"/>
+            <w:tcMar>
+              <w:top w:w="40" w:type="dxa"/>
+              <w:bottom w:w="40" w:type="dxa"/>
+              <w:left w:w="100" w:type="dxa"/>
+              <w:right w:w="100" w:type="dxa"/>
+            </w:tcMar>
           </w:tcPr>
           <w:p>
             <w:pPr>
-              <w:spacing w:after="0"/>
+              <w:spacing w:line="240" w:lineRule="auto" w:before="0" w:after="0"/>
             </w:pPr>
             <w:r>
               <w:rPr>
@@ -4248,10 +4482,16 @@
         <w:tc>
           <w:tcPr>
             <w:tcW w:type="dxa" w:w="2197"/>
+            <w:tcMar>
+              <w:top w:w="40" w:type="dxa"/>
+              <w:bottom w:w="40" w:type="dxa"/>
+              <w:left w:w="100" w:type="dxa"/>
+              <w:right w:w="100" w:type="dxa"/>
+            </w:tcMar>
           </w:tcPr>
           <w:p>
             <w:pPr>
-              <w:spacing w:after="0"/>
+              <w:spacing w:line="240" w:lineRule="auto" w:before="0" w:after="0"/>
             </w:pPr>
             <w:r>
               <w:rPr>
@@ -4267,10 +4507,16 @@
         <w:tc>
           <w:tcPr>
             <w:tcW w:type="dxa" w:w="2197"/>
+            <w:tcMar>
+              <w:top w:w="40" w:type="dxa"/>
+              <w:bottom w:w="40" w:type="dxa"/>
+              <w:left w:w="100" w:type="dxa"/>
+              <w:right w:w="100" w:type="dxa"/>
+            </w:tcMar>
           </w:tcPr>
           <w:p>
             <w:pPr>
-              <w:spacing w:after="0"/>
+              <w:spacing w:line="240" w:lineRule="auto" w:before="0" w:after="0"/>
             </w:pPr>
             <w:r>
               <w:rPr>
@@ -4286,10 +4532,16 @@
         <w:tc>
           <w:tcPr>
             <w:tcW w:type="dxa" w:w="2197"/>
+            <w:tcMar>
+              <w:top w:w="40" w:type="dxa"/>
+              <w:bottom w:w="40" w:type="dxa"/>
+              <w:left w:w="100" w:type="dxa"/>
+              <w:right w:w="100" w:type="dxa"/>
+            </w:tcMar>
           </w:tcPr>
           <w:p>
             <w:pPr>
-              <w:spacing w:after="0"/>
+              <w:spacing w:line="240" w:lineRule="auto" w:before="0" w:after="0"/>
             </w:pPr>
             <w:r>
               <w:rPr>
@@ -4318,7 +4570,7 @@
       <w:r>
         <w:drawing>
           <wp:inline xmlns:a="http://schemas.openxmlformats.org/drawingml/2006/main" xmlns:pic="http://schemas.openxmlformats.org/drawingml/2006/picture">
-            <wp:extent cx="5472000" cy="3552296"/>
+            <wp:extent cx="2218193" cy="1440000"/>
             <wp:docPr id="1858245151" name="Picture 1858245151"/>
             <wp:cNvGraphicFramePr>
               <a:graphicFrameLocks noChangeAspect="1"/>
@@ -4339,7 +4591,7 @@
                   <pic:spPr>
                     <a:xfrm>
                       <a:off x="0" y="0"/>
-                      <a:ext cx="5472000" cy="3552296"/>
+                      <a:ext cx="2218193" cy="1440000"/>
                     </a:xfrm>
                     <a:prstGeom prst="rect"/>
                   </pic:spPr>
@@ -4437,7 +4689,7 @@
       <w:r>
         <w:drawing>
           <wp:inline xmlns:a="http://schemas.openxmlformats.org/drawingml/2006/main" xmlns:pic="http://schemas.openxmlformats.org/drawingml/2006/picture">
-            <wp:extent cx="5472000" cy="3585495"/>
+            <wp:extent cx="2747068" cy="1800000"/>
             <wp:docPr id="1858245152" name="Picture 1858245152"/>
             <wp:cNvGraphicFramePr>
               <a:graphicFrameLocks noChangeAspect="1"/>
@@ -4458,7 +4710,7 @@
                   <pic:spPr>
                     <a:xfrm>
                       <a:off x="0" y="0"/>
-                      <a:ext cx="5472000" cy="3585495"/>
+                      <a:ext cx="2747068" cy="1800000"/>
                     </a:xfrm>
                     <a:prstGeom prst="rect"/>
                   </pic:spPr>
@@ -4941,12 +5193,18 @@
         <w:tc>
           <w:tcPr>
             <w:tcW w:type="dxa" w:w="2929"/>
+            <w:tcMar>
+              <w:top w:w="40" w:type="dxa"/>
+              <w:bottom w:w="40" w:type="dxa"/>
+              <w:left w:w="100" w:type="dxa"/>
+              <w:right w:w="100" w:type="dxa"/>
+            </w:tcMar>
             <w:shd w:val="clear" w:fill="DCE4F1"/>
           </w:tcPr>
           <w:p>
             <w:pPr>
               <w:keepNext/>
-              <w:spacing w:after="0"/>
+              <w:spacing w:line="240" w:lineRule="auto" w:before="0" w:after="0"/>
             </w:pPr>
             <w:r>
               <w:rPr>
@@ -4962,12 +5220,18 @@
         <w:tc>
           <w:tcPr>
             <w:tcW w:type="dxa" w:w="2929"/>
+            <w:tcMar>
+              <w:top w:w="40" w:type="dxa"/>
+              <w:bottom w:w="40" w:type="dxa"/>
+              <w:left w:w="100" w:type="dxa"/>
+              <w:right w:w="100" w:type="dxa"/>
+            </w:tcMar>
             <w:shd w:val="clear" w:fill="DCE4F1"/>
           </w:tcPr>
           <w:p>
             <w:pPr>
               <w:keepNext/>
-              <w:spacing w:after="0"/>
+              <w:spacing w:line="240" w:lineRule="auto" w:before="0" w:after="0"/>
             </w:pPr>
             <w:r>
               <w:rPr>
@@ -4983,12 +5247,18 @@
         <w:tc>
           <w:tcPr>
             <w:tcW w:type="dxa" w:w="2929"/>
+            <w:tcMar>
+              <w:top w:w="40" w:type="dxa"/>
+              <w:bottom w:w="40" w:type="dxa"/>
+              <w:left w:w="100" w:type="dxa"/>
+              <w:right w:w="100" w:type="dxa"/>
+            </w:tcMar>
             <w:shd w:val="clear" w:fill="DCE4F1"/>
           </w:tcPr>
           <w:p>
             <w:pPr>
               <w:keepNext/>
-              <w:spacing w:after="0"/>
+              <w:spacing w:line="240" w:lineRule="auto" w:before="0" w:after="0"/>
             </w:pPr>
             <w:r>
               <w:rPr>
@@ -5009,11 +5279,17 @@
         <w:tc>
           <w:tcPr>
             <w:tcW w:type="dxa" w:w="2929"/>
+            <w:tcMar>
+              <w:top w:w="40" w:type="dxa"/>
+              <w:bottom w:w="40" w:type="dxa"/>
+              <w:left w:w="100" w:type="dxa"/>
+              <w:right w:w="100" w:type="dxa"/>
+            </w:tcMar>
           </w:tcPr>
           <w:p>
             <w:pPr>
               <w:keepNext/>
-              <w:spacing w:after="0"/>
+              <w:spacing w:line="240" w:lineRule="auto" w:before="0" w:after="0"/>
             </w:pPr>
             <w:r>
               <w:rPr>
@@ -5029,11 +5305,17 @@
         <w:tc>
           <w:tcPr>
             <w:tcW w:type="dxa" w:w="2929"/>
+            <w:tcMar>
+              <w:top w:w="40" w:type="dxa"/>
+              <w:bottom w:w="40" w:type="dxa"/>
+              <w:left w:w="100" w:type="dxa"/>
+              <w:right w:w="100" w:type="dxa"/>
+            </w:tcMar>
           </w:tcPr>
           <w:p>
             <w:pPr>
               <w:keepNext/>
-              <w:spacing w:after="0"/>
+              <w:spacing w:line="240" w:lineRule="auto" w:before="0" w:after="0"/>
             </w:pPr>
             <w:r>
               <w:rPr>
@@ -5049,11 +5331,17 @@
         <w:tc>
           <w:tcPr>
             <w:tcW w:type="dxa" w:w="2929"/>
+            <w:tcMar>
+              <w:top w:w="40" w:type="dxa"/>
+              <w:bottom w:w="40" w:type="dxa"/>
+              <w:left w:w="100" w:type="dxa"/>
+              <w:right w:w="100" w:type="dxa"/>
+            </w:tcMar>
           </w:tcPr>
           <w:p>
             <w:pPr>
               <w:keepNext/>
-              <w:spacing w:after="0"/>
+              <w:spacing w:line="240" w:lineRule="auto" w:before="0" w:after="0"/>
             </w:pPr>
             <w:r>
               <w:rPr>
@@ -5074,11 +5362,17 @@
         <w:tc>
           <w:tcPr>
             <w:tcW w:type="dxa" w:w="2929"/>
+            <w:tcMar>
+              <w:top w:w="40" w:type="dxa"/>
+              <w:bottom w:w="40" w:type="dxa"/>
+              <w:left w:w="100" w:type="dxa"/>
+              <w:right w:w="100" w:type="dxa"/>
+            </w:tcMar>
           </w:tcPr>
           <w:p>
             <w:pPr>
               <w:keepNext/>
-              <w:spacing w:after="0"/>
+              <w:spacing w:line="240" w:lineRule="auto" w:before="0" w:after="0"/>
             </w:pPr>
             <w:r>
               <w:rPr>
@@ -5094,11 +5388,17 @@
         <w:tc>
           <w:tcPr>
             <w:tcW w:type="dxa" w:w="2929"/>
+            <w:tcMar>
+              <w:top w:w="40" w:type="dxa"/>
+              <w:bottom w:w="40" w:type="dxa"/>
+              <w:left w:w="100" w:type="dxa"/>
+              <w:right w:w="100" w:type="dxa"/>
+            </w:tcMar>
           </w:tcPr>
           <w:p>
             <w:pPr>
               <w:keepNext/>
-              <w:spacing w:after="0"/>
+              <w:spacing w:line="240" w:lineRule="auto" w:before="0" w:after="0"/>
             </w:pPr>
             <w:r>
               <w:rPr>
@@ -5114,11 +5414,17 @@
         <w:tc>
           <w:tcPr>
             <w:tcW w:type="dxa" w:w="2929"/>
+            <w:tcMar>
+              <w:top w:w="40" w:type="dxa"/>
+              <w:bottom w:w="40" w:type="dxa"/>
+              <w:left w:w="100" w:type="dxa"/>
+              <w:right w:w="100" w:type="dxa"/>
+            </w:tcMar>
           </w:tcPr>
           <w:p>
             <w:pPr>
               <w:keepNext/>
-              <w:spacing w:after="0"/>
+              <w:spacing w:line="240" w:lineRule="auto" w:before="0" w:after="0"/>
             </w:pPr>
             <w:r>
               <w:rPr>
@@ -5139,11 +5445,17 @@
         <w:tc>
           <w:tcPr>
             <w:tcW w:type="dxa" w:w="2929"/>
+            <w:tcMar>
+              <w:top w:w="40" w:type="dxa"/>
+              <w:bottom w:w="40" w:type="dxa"/>
+              <w:left w:w="100" w:type="dxa"/>
+              <w:right w:w="100" w:type="dxa"/>
+            </w:tcMar>
           </w:tcPr>
           <w:p>
             <w:pPr>
               <w:keepNext/>
-              <w:spacing w:after="0"/>
+              <w:spacing w:line="240" w:lineRule="auto" w:before="0" w:after="0"/>
             </w:pPr>
             <w:r>
               <w:rPr>
@@ -5159,11 +5471,17 @@
         <w:tc>
           <w:tcPr>
             <w:tcW w:type="dxa" w:w="2929"/>
+            <w:tcMar>
+              <w:top w:w="40" w:type="dxa"/>
+              <w:bottom w:w="40" w:type="dxa"/>
+              <w:left w:w="100" w:type="dxa"/>
+              <w:right w:w="100" w:type="dxa"/>
+            </w:tcMar>
           </w:tcPr>
           <w:p>
             <w:pPr>
               <w:keepNext/>
-              <w:spacing w:after="0"/>
+              <w:spacing w:line="240" w:lineRule="auto" w:before="0" w:after="0"/>
             </w:pPr>
             <w:r>
               <w:rPr>
@@ -5179,11 +5497,17 @@
         <w:tc>
           <w:tcPr>
             <w:tcW w:type="dxa" w:w="2929"/>
+            <w:tcMar>
+              <w:top w:w="40" w:type="dxa"/>
+              <w:bottom w:w="40" w:type="dxa"/>
+              <w:left w:w="100" w:type="dxa"/>
+              <w:right w:w="100" w:type="dxa"/>
+            </w:tcMar>
           </w:tcPr>
           <w:p>
             <w:pPr>
               <w:keepNext/>
-              <w:spacing w:after="0"/>
+              <w:spacing w:line="240" w:lineRule="auto" w:before="0" w:after="0"/>
             </w:pPr>
             <w:r>
               <w:rPr>
@@ -5204,11 +5528,17 @@
         <w:tc>
           <w:tcPr>
             <w:tcW w:type="dxa" w:w="2929"/>
+            <w:tcMar>
+              <w:top w:w="40" w:type="dxa"/>
+              <w:bottom w:w="40" w:type="dxa"/>
+              <w:left w:w="100" w:type="dxa"/>
+              <w:right w:w="100" w:type="dxa"/>
+            </w:tcMar>
           </w:tcPr>
           <w:p>
             <w:pPr>
               <w:keepNext/>
-              <w:spacing w:after="0"/>
+              <w:spacing w:line="240" w:lineRule="auto" w:before="0" w:after="0"/>
             </w:pPr>
             <w:r>
               <w:rPr>
@@ -5224,11 +5554,17 @@
         <w:tc>
           <w:tcPr>
             <w:tcW w:type="dxa" w:w="2929"/>
+            <w:tcMar>
+              <w:top w:w="40" w:type="dxa"/>
+              <w:bottom w:w="40" w:type="dxa"/>
+              <w:left w:w="100" w:type="dxa"/>
+              <w:right w:w="100" w:type="dxa"/>
+            </w:tcMar>
           </w:tcPr>
           <w:p>
             <w:pPr>
               <w:keepNext/>
-              <w:spacing w:after="0"/>
+              <w:spacing w:line="240" w:lineRule="auto" w:before="0" w:after="0"/>
             </w:pPr>
             <w:r>
               <w:rPr>
@@ -5244,11 +5580,17 @@
         <w:tc>
           <w:tcPr>
             <w:tcW w:type="dxa" w:w="2929"/>
+            <w:tcMar>
+              <w:top w:w="40" w:type="dxa"/>
+              <w:bottom w:w="40" w:type="dxa"/>
+              <w:left w:w="100" w:type="dxa"/>
+              <w:right w:w="100" w:type="dxa"/>
+            </w:tcMar>
           </w:tcPr>
           <w:p>
             <w:pPr>
               <w:keepNext/>
-              <w:spacing w:after="0"/>
+              <w:spacing w:line="240" w:lineRule="auto" w:before="0" w:after="0"/>
             </w:pPr>
             <w:r>
               <w:rPr>
@@ -5269,10 +5611,16 @@
         <w:tc>
           <w:tcPr>
             <w:tcW w:type="dxa" w:w="2929"/>
+            <w:tcMar>
+              <w:top w:w="40" w:type="dxa"/>
+              <w:bottom w:w="40" w:type="dxa"/>
+              <w:left w:w="100" w:type="dxa"/>
+              <w:right w:w="100" w:type="dxa"/>
+            </w:tcMar>
           </w:tcPr>
           <w:p>
             <w:pPr>
-              <w:spacing w:after="0"/>
+              <w:spacing w:line="240" w:lineRule="auto" w:before="0" w:after="0"/>
             </w:pPr>
             <w:r>
               <w:rPr>
@@ -5288,10 +5636,16 @@
         <w:tc>
           <w:tcPr>
             <w:tcW w:type="dxa" w:w="2929"/>
+            <w:tcMar>
+              <w:top w:w="40" w:type="dxa"/>
+              <w:bottom w:w="40" w:type="dxa"/>
+              <w:left w:w="100" w:type="dxa"/>
+              <w:right w:w="100" w:type="dxa"/>
+            </w:tcMar>
           </w:tcPr>
           <w:p>
             <w:pPr>
-              <w:spacing w:after="0"/>
+              <w:spacing w:line="240" w:lineRule="auto" w:before="0" w:after="0"/>
             </w:pPr>
             <w:r>
               <w:rPr>
@@ -5307,10 +5661,16 @@
         <w:tc>
           <w:tcPr>
             <w:tcW w:type="dxa" w:w="2929"/>
+            <w:tcMar>
+              <w:top w:w="40" w:type="dxa"/>
+              <w:bottom w:w="40" w:type="dxa"/>
+              <w:left w:w="100" w:type="dxa"/>
+              <w:right w:w="100" w:type="dxa"/>
+            </w:tcMar>
           </w:tcPr>
           <w:p>
             <w:pPr>
-              <w:spacing w:after="0"/>
+              <w:spacing w:line="240" w:lineRule="auto" w:before="0" w:after="0"/>
             </w:pPr>
             <w:r>
               <w:rPr>
@@ -5339,7 +5699,7 @@
       <w:r>
         <w:drawing>
           <wp:inline xmlns:a="http://schemas.openxmlformats.org/drawingml/2006/main" xmlns:pic="http://schemas.openxmlformats.org/drawingml/2006/picture">
-            <wp:extent cx="5472000" cy="3010721"/>
+            <wp:extent cx="3271508" cy="1800000"/>
             <wp:docPr id="1858245153" name="Picture 1858245153"/>
             <wp:cNvGraphicFramePr>
               <a:graphicFrameLocks noChangeAspect="1"/>
@@ -5360,7 +5720,7 @@
                   <pic:spPr>
                     <a:xfrm>
                       <a:off x="0" y="0"/>
-                      <a:ext cx="5472000" cy="3010721"/>
+                      <a:ext cx="3271508" cy="1800000"/>
                     </a:xfrm>
                     <a:prstGeom prst="rect"/>
                   </pic:spPr>
@@ -5530,7 +5890,7 @@
       <w:r>
         <w:drawing>
           <wp:inline xmlns:a="http://schemas.openxmlformats.org/drawingml/2006/main" xmlns:pic="http://schemas.openxmlformats.org/drawingml/2006/picture">
-            <wp:extent cx="4783974" cy="3628505"/>
+            <wp:extent cx="4746391" cy="3599999"/>
             <wp:docPr id="1858245155" name="Picture 1858245155"/>
             <wp:cNvGraphicFramePr>
               <a:graphicFrameLocks noChangeAspect="1"/>
@@ -5551,7 +5911,7 @@
                   <pic:spPr>
                     <a:xfrm>
                       <a:off x="0" y="0"/>
-                      <a:ext cx="4783974" cy="3628505"/>
+                      <a:ext cx="4746391" cy="3599999"/>
                     </a:xfrm>
                     <a:prstGeom prst="rect"/>
                   </pic:spPr>
@@ -5757,7 +6117,7 @@
       <w:r>
         <w:drawing>
           <wp:inline xmlns:a="http://schemas.openxmlformats.org/drawingml/2006/main" xmlns:pic="http://schemas.openxmlformats.org/drawingml/2006/picture">
-            <wp:extent cx="4438996" cy="2830483"/>
+            <wp:extent cx="5472000" cy="2622306"/>
             <wp:docPr id="1858245156" name="Picture 1858245156"/>
             <wp:cNvGraphicFramePr>
               <a:graphicFrameLocks noChangeAspect="1"/>
@@ -5778,7 +6138,7 @@
                   <pic:spPr>
                     <a:xfrm>
                       <a:off x="0" y="0"/>
-                      <a:ext cx="4438996" cy="2830483"/>
+                      <a:ext cx="5472000" cy="2622306"/>
                     </a:xfrm>
                     <a:prstGeom prst="rect"/>
                   </pic:spPr>

--- a/Optimalisasi-dan-Automasi/Modul-Word/Modul-4-Preprocessing-Dasar-Pembersihan-Data.docx
+++ b/Optimalisasi-dan-Automasi/Modul-Word/Modul-4-Preprocessing-Dasar-Pembersihan-Data.docx
@@ -3521,6 +3521,30 @@
     </w:p>
     <w:p>
       <w:pPr>
+        <w:spacing w:line="360" w:lineRule="auto" w:after="120"/>
+        <w:jc w:val="both"/>
+      </w:pPr>
+      <w:r>
+        <w:rPr>
+          <w:rFonts w:ascii="Arial" w:hAnsi="Arial" w:cs="Arial"/>
+          <w:b/>
+          <w:i w:val="0"/>
+          <w:sz w:val="22"/>
+        </w:rPr>
+        <w:t xml:space="preserve">Mengapa Klasifikasi Pola Missing Penting: </w:t>
+      </w:r>
+      <w:r>
+        <w:rPr>
+          <w:rFonts w:ascii="Arial" w:hAnsi="Arial" w:cs="Arial"/>
+          <w:b w:val="0"/>
+          <w:i w:val="0"/>
+          <w:sz w:val="22"/>
+        </w:rPr>
+        <w:t>Penting dibedakan antara MCAR, MAR, dan MNAR karena kesalahan klasifikasi pola missing values dapat menghasilkan bias sistematik pada analisis lanjutan. Contoh nyata MNAR pada sensor industri: accelerometer yang mencatat nilai kosong justru saat amplitudo getaran melampaui rentang pengukuran (sensor saturasi/clipping), sehingga dalam kasus ini, data yang hilang JUSTRU berkorelasi dengan kondisi paling kritis yang ingin dideteksi. Mengisi nilai kosong tersebut dengan mean atau interpolasi akan secara sistematis menyembunyikan kejadian ekstrem yang sebenarnya paling penting untuk sistem predictive maintenance, sehingga pendekatan yang benar adalah menandainya dengan flag khusus (mis. `sensor_saturated=True`) alih-alih mengisi nilainya sama sekali.</w:t>
+      </w:r>
+    </w:p>
+    <w:p>
+      <w:pPr>
         <w:keepNext/>
         <w:spacing w:before="120" w:after="40"/>
         <w:jc w:val="center"/>
@@ -3528,7 +3552,7 @@
       <w:r>
         <w:drawing>
           <wp:inline xmlns:a="http://schemas.openxmlformats.org/drawingml/2006/main" xmlns:pic="http://schemas.openxmlformats.org/drawingml/2006/picture">
-            <wp:extent cx="2950819" cy="1439999"/>
+            <wp:extent cx="5472000" cy="2670335"/>
             <wp:docPr id="1858245149" name="Picture 1858245149"/>
             <wp:cNvGraphicFramePr>
               <a:graphicFrameLocks noChangeAspect="1"/>
@@ -3549,7 +3573,7 @@
                   <pic:spPr>
                     <a:xfrm>
                       <a:off x="0" y="0"/>
-                      <a:ext cx="2950819" cy="1439999"/>
+                      <a:ext cx="5472000" cy="2670335"/>
                     </a:xfrm>
                     <a:prstGeom prst="rect"/>
                   </pic:spPr>
@@ -3585,7 +3609,7 @@
       <w:r>
         <w:drawing>
           <wp:inline xmlns:a="http://schemas.openxmlformats.org/drawingml/2006/main" xmlns:pic="http://schemas.openxmlformats.org/drawingml/2006/picture">
-            <wp:extent cx="5431259" cy="3600000"/>
+            <wp:extent cx="5472000" cy="3627004"/>
             <wp:docPr id="1858245150" name="Picture 1858245150"/>
             <wp:cNvGraphicFramePr>
               <a:graphicFrameLocks noChangeAspect="1"/>
@@ -3606,7 +3630,7 @@
                   <pic:spPr>
                     <a:xfrm>
                       <a:off x="0" y="0"/>
-                      <a:ext cx="5431259" cy="3600000"/>
+                      <a:ext cx="5472000" cy="3627004"/>
                     </a:xfrm>
                     <a:prstGeom prst="rect"/>
                   </pic:spPr>
@@ -4563,6 +4587,30 @@
     </w:p>
     <w:p>
       <w:pPr>
+        <w:spacing w:line="360" w:lineRule="auto" w:after="120"/>
+        <w:jc w:val="both"/>
+      </w:pPr>
+      <w:r>
+        <w:rPr>
+          <w:rFonts w:ascii="Arial" w:hAnsi="Arial" w:cs="Arial"/>
+          <w:b/>
+          <w:i w:val="0"/>
+          <w:sz w:val="22"/>
+        </w:rPr>
+        <w:t xml:space="preserve">Kapan Isolation Forest Diperlukan: </w:t>
+      </w:r>
+      <w:r>
+        <w:rPr>
+          <w:rFonts w:ascii="Arial" w:hAnsi="Arial" w:cs="Arial"/>
+          <w:b w:val="0"/>
+          <w:i w:val="0"/>
+          <w:sz w:val="22"/>
+        </w:rPr>
+        <w:t>Isolation Forest layak dipertimbangkan ketika outlier bersifat multivariat, yaitu tidak terdeteksi bila tiap sensor dianalisis satu per satu, tetapi menjadi jelas saat kombinasi beberapa sensor diperiksa bersamaan. Contohnya, suhu bearing 60°C dan RPM 1500 masing-masing normal bila dilihat terpisah, namun kombinasi keduanya (suhu tinggi pada RPM rendah) justru mengindikasikan gesekan berlebih akibat pelumasan yang buruk, yaitu pola yang hanya terlihat pada ruang fitur multi-dimensi, bukan pada distribusi univariat Z-score atau IQR sederhana.</w:t>
+      </w:r>
+    </w:p>
+    <w:p>
+      <w:pPr>
         <w:keepNext/>
         <w:spacing w:before="120" w:after="40"/>
         <w:jc w:val="center"/>
@@ -4570,7 +4618,7 @@
       <w:r>
         <w:drawing>
           <wp:inline xmlns:a="http://schemas.openxmlformats.org/drawingml/2006/main" xmlns:pic="http://schemas.openxmlformats.org/drawingml/2006/picture">
-            <wp:extent cx="2218193" cy="1440000"/>
+            <wp:extent cx="5472000" cy="3552296"/>
             <wp:docPr id="1858245151" name="Picture 1858245151"/>
             <wp:cNvGraphicFramePr>
               <a:graphicFrameLocks noChangeAspect="1"/>
@@ -4591,7 +4639,7 @@
                   <pic:spPr>
                     <a:xfrm>
                       <a:off x="0" y="0"/>
-                      <a:ext cx="2218193" cy="1440000"/>
+                      <a:ext cx="5472000" cy="3552296"/>
                     </a:xfrm>
                     <a:prstGeom prst="rect"/>
                   </pic:spPr>
@@ -4682,6 +4730,30 @@
     </w:p>
     <w:p>
       <w:pPr>
+        <w:spacing w:line="360" w:lineRule="auto" w:after="120"/>
+        <w:jc w:val="both"/>
+      </w:pPr>
+      <w:r>
+        <w:rPr>
+          <w:rFonts w:ascii="Arial" w:hAnsi="Arial" w:cs="Arial"/>
+          <w:b/>
+          <w:i w:val="0"/>
+          <w:sz w:val="22"/>
+        </w:rPr>
+        <w:t xml:space="preserve">Kapan Memilih Butterworth: </w:t>
+      </w:r>
+      <w:r>
+        <w:rPr>
+          <w:rFonts w:ascii="Arial" w:hAnsi="Arial" w:cs="Arial"/>
+          <w:b w:val="0"/>
+          <w:i w:val="0"/>
+          <w:sz w:val="22"/>
+        </w:rPr>
+        <w:t>Low-Pass Filter Butterworth layak menjadi pilihan default saat presisi kontrol frekuensi cutoff menjadi prioritas, karena parameternya (orde N, frekuensi cutoff fc) langsung dapat diterjemahkan ke spesifikasi respons frekuensi yang diinginkan, berbeda dengan Moving Average yang parameter window-nya (k) hanya berhubungan tidak langsung dengan frekuensi cutoff efektif melalui hubungan fcutoff ≈ fs/k. Pada scipy, `butter(N, fc, fs=fs)` mengembalikan koefisien filter yang kemudian diterapkan via `filtfilt` (zero-phase, non-causal) untuk analisis offline, atau `lfilter` (causal, ada phase lag) untuk aplikasi real-time.</w:t>
+      </w:r>
+    </w:p>
+    <w:p>
+      <w:pPr>
         <w:keepNext/>
         <w:spacing w:before="120" w:after="40"/>
         <w:jc w:val="center"/>
@@ -4689,7 +4761,7 @@
       <w:r>
         <w:drawing>
           <wp:inline xmlns:a="http://schemas.openxmlformats.org/drawingml/2006/main" xmlns:pic="http://schemas.openxmlformats.org/drawingml/2006/picture">
-            <wp:extent cx="2747068" cy="1800000"/>
+            <wp:extent cx="5472000" cy="3585495"/>
             <wp:docPr id="1858245152" name="Picture 1858245152"/>
             <wp:cNvGraphicFramePr>
               <a:graphicFrameLocks noChangeAspect="1"/>
@@ -4710,7 +4782,7 @@
                   <pic:spPr>
                     <a:xfrm>
                       <a:off x="0" y="0"/>
-                      <a:ext cx="2747068" cy="1800000"/>
+                      <a:ext cx="5472000" cy="3585495"/>
                     </a:xfrm>
                     <a:prstGeom prst="rect"/>
                   </pic:spPr>
@@ -5692,6 +5764,30 @@
     </w:p>
     <w:p>
       <w:pPr>
+        <w:spacing w:line="360" w:lineRule="auto" w:after="120"/>
+        <w:jc w:val="both"/>
+      </w:pPr>
+      <w:r>
+        <w:rPr>
+          <w:rFonts w:ascii="Arial" w:hAnsi="Arial" w:cs="Arial"/>
+          <w:b/>
+          <w:i w:val="0"/>
+          <w:sz w:val="22"/>
+        </w:rPr>
+        <w:t xml:space="preserve">Downsampling untuk Join Multi-Sensor: </w:t>
+      </w:r>
+      <w:r>
+        <w:rPr>
+          <w:rFonts w:ascii="Arial" w:hAnsi="Arial" w:cs="Arial"/>
+          <w:b w:val="0"/>
+          <w:i w:val="0"/>
+          <w:sz w:val="22"/>
+        </w:rPr>
+        <w:t>Downsampling multi-sensor perlu dilakukan hati-hati saat sensor-sensor tersebut akan digabungkan (joined) untuk analisis korelasi: menyamakan seluruh sensor ke sampling rate terendah di antara mereka (mis. suhu 1 Hz vs getaran 1000 Hz disamakan ke 1 Hz) memang menyederhanakan join, tetapi membuang informasi frekuensi tinggi getaran yang mungkin justru relevan. Alternatif yang lebih baik: hitung agregat statistik (RMS, peak, kurtosis) dari sinyal getaran resolusi penuh pada tiap jendela waktu yang sesuai dengan sampling rate sensor suhu, sehingga informasi frekuensi tinggi tidak hilang begitu saja melainkan terkondensasi menjadi fitur yang tetap bermakna secara statistik.</w:t>
+      </w:r>
+    </w:p>
+    <w:p>
+      <w:pPr>
         <w:keepNext/>
         <w:spacing w:before="120" w:after="40"/>
         <w:jc w:val="center"/>
@@ -5699,7 +5795,7 @@
       <w:r>
         <w:drawing>
           <wp:inline xmlns:a="http://schemas.openxmlformats.org/drawingml/2006/main" xmlns:pic="http://schemas.openxmlformats.org/drawingml/2006/picture">
-            <wp:extent cx="3271508" cy="1800000"/>
+            <wp:extent cx="5472000" cy="3010721"/>
             <wp:docPr id="1858245153" name="Picture 1858245153"/>
             <wp:cNvGraphicFramePr>
               <a:graphicFrameLocks noChangeAspect="1"/>
@@ -5720,7 +5816,7 @@
                   <pic:spPr>
                     <a:xfrm>
                       <a:off x="0" y="0"/>
-                      <a:ext cx="3271508" cy="1800000"/>
+                      <a:ext cx="5472000" cy="3010721"/>
                     </a:xfrm>
                     <a:prstGeom prst="rect"/>
                   </pic:spPr>
@@ -5890,7 +5986,7 @@
       <w:r>
         <w:drawing>
           <wp:inline xmlns:a="http://schemas.openxmlformats.org/drawingml/2006/main" xmlns:pic="http://schemas.openxmlformats.org/drawingml/2006/picture">
-            <wp:extent cx="4746391" cy="3599999"/>
+            <wp:extent cx="4783974" cy="3628505"/>
             <wp:docPr id="1858245155" name="Picture 1858245155"/>
             <wp:cNvGraphicFramePr>
               <a:graphicFrameLocks noChangeAspect="1"/>
@@ -5911,7 +6007,7 @@
                   <pic:spPr>
                     <a:xfrm>
                       <a:off x="0" y="0"/>
-                      <a:ext cx="4746391" cy="3599999"/>
+                      <a:ext cx="4783974" cy="3628505"/>
                     </a:xfrm>
                     <a:prstGeom prst="rect"/>
                   </pic:spPr>

--- a/Optimalisasi-dan-Automasi/Modul-Word/Modul-4-Preprocessing-Dasar-Pembersihan-Data.docx
+++ b/Optimalisasi-dan-Automasi/Modul-Word/Modul-4-Preprocessing-Dasar-Pembersihan-Data.docx
@@ -9080,9 +9080,11 @@
     <w:sectPr>
       <w:headerReference w:type="default" r:id="rId15"/>
       <w:footerReference w:type="default" r:id="rId16"/>
+      <w:footerReference w:type="first" r:id="rId29"/>
       <w:pgSz w:w="11906" w:h="16838" w:code="9"/>
       <w:pgMar w:top="1701" w:right="1418" w:bottom="1418" w:left="1701" w:header="709" w:footer="709" w:gutter="0"/>
       <w:cols w:space="708"/>
+      <w:titlePg/>
       <w:docGrid w:linePitch="360"/>
     </w:sectPr>
   </w:body>
@@ -9637,6 +9639,16 @@
         </mc:Fallback>
       </mc:AlternateContent>
     </w:r>
+  </w:p>
+</w:ftr>
+</file>
+
+<file path=word/footer2.xml><?xml version="1.0" encoding="utf-8"?>
+<w:ftr xmlns:m="http://schemas.openxmlformats.org/officeDocument/2006/math" xmlns:mc="http://schemas.openxmlformats.org/markup-compatibility/2006" xmlns:mo="http://schemas.microsoft.com/office/mac/office/2008/main" xmlns:mv="urn:schemas-microsoft-com:mac:vml" xmlns:o="urn:schemas-microsoft-com:office:office" xmlns:r="http://schemas.openxmlformats.org/officeDocument/2006/relationships" xmlns:v="urn:schemas-microsoft-com:vml" xmlns:w10="urn:schemas-microsoft-com:office:word" xmlns:w14="http://schemas.microsoft.com/office/word/2010/wordml" xmlns:w="http://schemas.openxmlformats.org/wordprocessingml/2006/main" xmlns:wne="http://schemas.microsoft.com/office/word/2006/wordml" xmlns:wp14="http://schemas.microsoft.com/office/word/2010/wordprocessingDrawing" xmlns:wp="http://schemas.openxmlformats.org/drawingml/2006/wordprocessingDrawing" xmlns:wpc="http://schemas.microsoft.com/office/word/2010/wordprocessingCanvas" xmlns:wpg="http://schemas.microsoft.com/office/word/2010/wordprocessingGroup" xmlns:wpi="http://schemas.microsoft.com/office/word/2010/wordprocessingInk" xmlns:wps="http://schemas.microsoft.com/office/word/2010/wordprocessingShape" mc:Ignorable="w14 wp14">
+  <w:p>
+    <w:pPr>
+      <w:pStyle w:val="Footer"/>
+    </w:pPr>
   </w:p>
 </w:ftr>
 </file>

--- a/Optimalisasi-dan-Automasi/Modul-Word/Modul-4-Preprocessing-Dasar-Pembersihan-Data.docx
+++ b/Optimalisasi-dan-Automasi/Modul-Word/Modul-4-Preprocessing-Dasar-Pembersihan-Data.docx
@@ -468,7 +468,7 @@
                                 <w:szCs w:val="20"/>
                                 <w:lang w:val="fi-FI"/>
                               </w:rPr>
-                              <w:t xml:space="preserve">Sub-CPMK 2.1 – Mampu menganalisis dampak sosial dan lingkungan dari sistem otomasi</w:t>
+                              <w:t xml:space="preserve">Sub-CPMK 1.4 – Mampu menganalisis dampak sosial dan lingkungan dari sistem otomasi</w:t>
                             </w:r>
                             <w:r>
                               <w:rPr>
@@ -523,7 +523,7 @@
                           <w:szCs w:val="20"/>
                           <w:lang w:val="fi-FI"/>
                         </w:rPr>
-                        <w:t xml:space="preserve">Sub-CPMK 2.1 – Mampu menganalisis dampak sosial dan lingkungan dari sistem otomasi</w:t>
+                        <w:t xml:space="preserve">Sub-CPMK 1.4 – Mampu menganalisis dampak sosial dan lingkungan dari sistem otomasi</w:t>
                       </w:r>
                       <w:r>
                         <w:rPr>
@@ -2767,16 +2767,16 @@
           <w:i w:val="0"/>
           <w:sz w:val="22"/>
         </w:rPr>
-        <w:t xml:space="preserve">Sub-CPMK 2.1: </w:t>
-      </w:r>
-      <w:r>
-        <w:rPr>
-          <w:rFonts w:ascii="Arial" w:hAnsi="Arial" w:cs="Arial"/>
-          <w:b w:val="0"/>
-          <w:i w:val="0"/>
-          <w:sz w:val="22"/>
-        </w:rPr>
-        <w:t>Mampu menganalisis dampak sosial dan lingkungan dari sistem otomasi, yaitu memahami bagaimana keputusan preprocessing data (pembersihan missing value, outlier, dan noise) memengaruhi keandalan sistem monitoring yang pada akhirnya berdampak pada keselamatan operasional dan lingkungan kerja (CPMK 2).</w:t>
+        <w:t xml:space="preserve">Sub-CPMK 1.4: </w:t>
+      </w:r>
+      <w:r>
+        <w:rPr>
+          <w:rFonts w:ascii="Arial" w:hAnsi="Arial" w:cs="Arial"/>
+          <w:b w:val="0"/>
+          <w:i w:val="0"/>
+          <w:sz w:val="22"/>
+        </w:rPr>
+        <w:t>Mampu menganalisis dampak sosial dan lingkungan dari sistem otomasi, yaitu memahami bagaimana keputusan preprocessing data (pembersihan missing value, outlier, dan noise) memengaruhi keandalan sistem monitoring yang pada akhirnya berdampak pada keselamatan operasional dan lingkungan kerja (CPMK 1).</w:t>
       </w:r>
     </w:p>
     <w:p>

--- a/Optimalisasi-dan-Automasi/Modul-Word/Modul-4-Preprocessing-Dasar-Pembersihan-Data.docx
+++ b/Optimalisasi-dan-Automasi/Modul-Word/Modul-4-Preprocessing-Dasar-Pembersihan-Data.docx
@@ -468,7 +468,7 @@
                                 <w:szCs w:val="20"/>
                                 <w:lang w:val="fi-FI"/>
                               </w:rPr>
-                              <w:t xml:space="preserve">Sub-CPMK 1.4 – Mampu menganalisis dampak sosial dan lingkungan dari sistem otomasi</w:t>
+                              <w:t xml:space="preserve">Sub-CPMK 2.1 – Mampu menganalisis dampak sosial dan lingkungan dari sistem otomasi</w:t>
                             </w:r>
                             <w:r>
                               <w:rPr>
@@ -523,7 +523,7 @@
                           <w:szCs w:val="20"/>
                           <w:lang w:val="fi-FI"/>
                         </w:rPr>
-                        <w:t xml:space="preserve">Sub-CPMK 1.4 – Mampu menganalisis dampak sosial dan lingkungan dari sistem otomasi</w:t>
+                        <w:t xml:space="preserve">Sub-CPMK 2.1 – Mampu menganalisis dampak sosial dan lingkungan dari sistem otomasi</w:t>
                       </w:r>
                       <w:r>
                         <w:rPr>
@@ -2767,16 +2767,16 @@
           <w:i w:val="0"/>
           <w:sz w:val="22"/>
         </w:rPr>
-        <w:t xml:space="preserve">Sub-CPMK 1.4: </w:t>
-      </w:r>
-      <w:r>
-        <w:rPr>
-          <w:rFonts w:ascii="Arial" w:hAnsi="Arial" w:cs="Arial"/>
-          <w:b w:val="0"/>
-          <w:i w:val="0"/>
-          <w:sz w:val="22"/>
-        </w:rPr>
-        <w:t>Mampu menganalisis dampak sosial dan lingkungan dari sistem otomasi, yaitu memahami bagaimana keputusan preprocessing data (pembersihan missing value, outlier, dan noise) memengaruhi keandalan sistem monitoring yang pada akhirnya berdampak pada keselamatan operasional dan lingkungan kerja (CPMK 1).</w:t>
+        <w:t xml:space="preserve">Sub-CPMK 2.1: </w:t>
+      </w:r>
+      <w:r>
+        <w:rPr>
+          <w:rFonts w:ascii="Arial" w:hAnsi="Arial" w:cs="Arial"/>
+          <w:b w:val="0"/>
+          <w:i w:val="0"/>
+          <w:sz w:val="22"/>
+        </w:rPr>
+        <w:t>Mampu menganalisis dampak sosial dan lingkungan dari sistem otomasi, yaitu memahami bagaimana keputusan preprocessing data (pembersihan missing value, outlier, dan noise) memengaruhi keandalan sistem monitoring yang pada akhirnya berdampak pada keselamatan operasional dan lingkungan kerja (CPMK 2).</w:t>
       </w:r>
     </w:p>
     <w:p>

--- a/Optimalisasi-dan-Automasi/Modul-Word/Modul-4-Preprocessing-Dasar-Pembersihan-Data.docx
+++ b/Optimalisasi-dan-Automasi/Modul-Word/Modul-4-Preprocessing-Dasar-Pembersihan-Data.docx
@@ -5974,7 +5974,7 @@
           <w:i w:val="0"/>
           <w:sz w:val="22"/>
         </w:rPr>
-        <w:t>Empat cell berikut menerapkan konsep pertemuan ini pada data sintetis yang meniru sensor accelerometer pada spindle mesin CNC milling. Lingkungan: conda env optoauto dengan paket numpy, pandas, scipy, matplotlib; notebook preprocessing_dasar.ipynb. Gambar 8 menunjukkan cuplikan Cell 3 yang mendeteksi outlier dengan Z-score dan IQR sekaligus.</w:t>
+        <w:t xml:space="preserve">Empat cell berikut menerapkan konsep pertemuan ini pada data sintetis yang meniru sensor accelerometer pada spindle mesin CNC milling. Lingkungan: conda env optoauto dengan paket numpy, pandas, scipy, matplotlib; notebook preprocessing_dasar.ipynb. Gambar 8 menunjukkan potongan Cell 3 yang mendeteksi outlier dengan Z-score dan IQR sekaligus.</w:t>
       </w:r>
     </w:p>
     <w:p>
@@ -6031,7 +6031,7 @@
           <w:color w:val="444444"/>
           <w:sz w:val="20"/>
         </w:rPr>
-        <w:t>Gambar 8. Cuplikan Cell 3: deteksi outlier Z-score dan IQR sekaligus, dilanjutkan dengan capping nilai ekstrem.</w:t>
+        <w:t xml:space="preserve">Gambar 8. Potongan Cell 3: deteksi outlier Z-score dan IQR sekaligus, dilanjutkan dengan capping nilai ekstrem.</w:t>
       </w:r>
     </w:p>
     <w:p>

--- a/Optimalisasi-dan-Automasi/Modul-Word/Modul-4-Preprocessing-Dasar-Pembersihan-Data.docx
+++ b/Optimalisasi-dan-Automasi/Modul-Word/Modul-4-Preprocessing-Dasar-Pembersihan-Data.docx
@@ -1379,7 +1379,7 @@
                                 <w:szCs w:val="20"/>
                                 <w:lang w:val="en-US"/>
                               </w:rPr>
-                              <w:t>myclass.mercubuana.ac.id</w:t>
+                              <w:t xml:space="preserve">myclass.mercubuana.ac·id</w:t>
                             </w:r>
                           </w:p>
                         </w:txbxContent>
@@ -1426,7 +1426,7 @@
                           <w:szCs w:val="20"/>
                           <w:lang w:val="en-US"/>
                         </w:rPr>
-                        <w:t>myclass.mercubuana.ac.id</w:t>
+                        <w:t xml:space="preserve">myclass.mercubuana.ac·id</w:t>
                       </w:r>
                     </w:p>
                   </w:txbxContent>
@@ -2512,7 +2512,7 @@
                                 <w:sz w:val="20"/>
                                 <w:szCs w:val="20"/>
                               </w:rPr>
-                              <w:t>www.mercubuana.ac.id</w:t>
+                              <w:t xml:space="preserve">www.mercubuana.ac·id</w:t>
                             </w:r>
                           </w:p>
                         </w:txbxContent>
@@ -2558,7 +2558,7 @@
                           <w:sz w:val="20"/>
                           <w:szCs w:val="20"/>
                         </w:rPr>
-                        <w:t>www.mercubuana.ac.id</w:t>
+                        <w:t xml:space="preserve">www.mercubuana.ac·id</w:t>
                       </w:r>
                     </w:p>
                   </w:txbxContent>
@@ -2838,7 +2838,7 @@
           <w:i w:val="0"/>
           <w:sz w:val="22"/>
         </w:rPr>
-        <w:t>Missing values dideteksi dengan `df.isnull().sum()` untuk menghitung jumlah nilai kosong per kolom, `df.isna().mean()*100` untuk persentasenya, atau `df[df.isnull().any(axis=1)]` untuk menampilkan baris yang mengandung nilai kosong.</w:t>
+        <w:t xml:space="preserve">Missing values dideteksi dengan `df.isnull()·sum()` untuk menghitung jumlah nilai kosong per kolom, `df.isna()·mean()·100` untuk persentasenya, atau `df[df.isnull()·any(axis=1)]` untuk menampilkan baris yang mengandung nilai kosong.</w:t>
       </w:r>
     </w:p>
     <w:p>
@@ -3542,6 +3542,15 @@
         </w:rPr>
         <w:t>Penting dibedakan antara MCAR, MAR, dan MNAR karena kesalahan klasifikasi pola missing values dapat menghasilkan bias sistematik pada analisis lanjutan. Contoh nyata MNAR pada sensor industri: accelerometer yang mencatat nilai kosong justru saat amplitudo getaran melampaui rentang pengukuran (sensor saturasi/clipping), sehingga dalam kasus ini, data yang hilang JUSTRU berkorelasi dengan kondisi paling kritis yang ingin dideteksi. Mengisi nilai kosong tersebut dengan mean atau interpolasi akan secara sistematis menyembunyikan kejadian ekstrem yang sebenarnya paling penting untuk sistem predictive maintenance, sehingga pendekatan yang benar adalah menandainya dengan flag khusus (mis. `sensor_saturated=True`) alih-alih mengisi nilainya sama sekali.</w:t>
       </w:r>
+      <w:r>
+        <w:rPr>
+          <w:rFonts w:ascii="Arial" w:hAnsi="Arial" w:cs="Arial"/>
+          <w:b w:val="0"/>
+          <w:i w:val="0"/>
+          <w:sz w:val="22"/>
+        </w:rPr>
+        <w:t xml:space="preserve"> Skemanya diperlihatkan pada Gambar 2.</w:t>
+      </w:r>
     </w:p>
     <w:p>
       <w:pPr>
@@ -3733,6 +3742,15 @@
         </w:rPr>
         <w:t>Dua metode deteksi outlier yang paling umum dipakai adalah Z-score dan IQR (Interquartile Range).</w:t>
       </w:r>
+      <w:r>
+        <w:rPr>
+          <w:rFonts w:ascii="Arial" w:hAnsi="Arial" w:cs="Arial"/>
+          <w:b w:val="0"/>
+          <w:i w:val="0"/>
+          <w:sz w:val="22"/>
+        </w:rPr>
+        <w:t xml:space="preserve"> Hubungan ini dirangkum dalam Persamaan (1).</w:t>
+      </w:r>
     </w:p>
     <w:p>
       <w:pPr>
@@ -3747,7 +3765,48 @@
           <w:color w:val="305496"/>
           <w:sz w:val="22"/>
         </w:rPr>
-        <w:t>Z-score: z = (x − μ) / σ, outlier jika |z| &gt; 3          IQR: outlier jika x &lt; Q1−1,5·IQR atau x &gt; Q3+1,5·IQR</w:t>
+        <w:t xml:space="preserve">Z-score: z = (x − μ) / σ, outlier jika |z| &gt; 3          IQR: outlier jika x &lt; Q1−1,5·IQR atau x &gt; </w:t>
+      </w:r>
+      <w:r>
+        <w:rPr>
+          <w:rFonts w:ascii="Arial" w:hAnsi="Arial" w:cs="Arial"/>
+          <w:b/>
+          <w:i/>
+          <w:color w:val="305496"/>
+          <w:sz w:val="22"/>
+        </w:rPr>
+        <w:t xml:space="preserve">Q</w:t>
+      </w:r>
+      <w:r>
+        <w:rPr>
+          <w:rFonts w:ascii="Arial" w:hAnsi="Arial" w:cs="Arial"/>
+          <w:b/>
+          <w:i/>
+          <w:color w:val="305496"/>
+          <w:sz w:val="22"/>
+          <w:vertAlign w:val="subscript"/>
+        </w:rPr>
+        <w:t xml:space="preserve">3</w:t>
+      </w:r>
+      <w:r>
+        <w:rPr>
+          <w:rFonts w:ascii="Arial" w:hAnsi="Arial" w:cs="Arial"/>
+          <w:b/>
+          <w:i/>
+          <w:color w:val="305496"/>
+          <w:sz w:val="22"/>
+        </w:rPr>
+        <w:t xml:space="preserve">+1,5·IQR</w:t>
+      </w:r>
+      <w:r>
+        <w:rPr>
+          <w:rFonts w:ascii="Arial" w:hAnsi="Arial" w:cs="Arial"/>
+          <w:b/>
+          <w:i/>
+          <w:color w:val="305496"/>
+          <w:sz w:val="22"/>
+        </w:rPr>
+        <w:t xml:space="preserve">   (1)</w:t>
       </w:r>
     </w:p>
     <w:p>
@@ -3846,7 +3905,35 @@
           <w:i w:val="0"/>
           <w:sz w:val="22"/>
         </w:rPr>
-        <w:t>menandai titik sebagai outlier tanpa mengubah nilainya (`df['is_outlier']=(z&gt;3)`), direkomendasikan khusus untuk monitoring kondisi mesin agar sinyal kerusakan tidak hilang.</w:t>
+        <w:t xml:space="preserve">menandai titik sebagai outlier tanpa mengubah nilainya (`df['</w:t>
+      </w:r>
+      <w:r>
+        <w:rPr>
+          <w:rFonts w:ascii="Arial" w:hAnsi="Arial" w:cs="Arial"/>
+          <w:b w:val="0"/>
+          <w:i w:val="0"/>
+          <w:sz w:val="22"/>
+        </w:rPr>
+        <w:t xml:space="preserve">is</w:t>
+      </w:r>
+      <w:r>
+        <w:rPr>
+          <w:rFonts w:ascii="Arial" w:hAnsi="Arial" w:cs="Arial"/>
+          <w:b w:val="0"/>
+          <w:i w:val="0"/>
+          <w:sz w:val="22"/>
+          <w:vertAlign w:val="subscript"/>
+        </w:rPr>
+        <w:t xml:space="preserve">outlier</w:t>
+      </w:r>
+      <w:r>
+        <w:rPr>
+          <w:rFonts w:ascii="Arial" w:hAnsi="Arial" w:cs="Arial"/>
+          <w:b w:val="0"/>
+          <w:i w:val="0"/>
+          <w:sz w:val="22"/>
+        </w:rPr>
+        <w:t xml:space="preserve">']=(z&gt;3)`), direkomendasikan khusus untuk monitoring kondisi mesin agar sinyal kerusakan tidak hilang.</w:t>
       </w:r>
     </w:p>
     <w:p>
@@ -4608,6 +4695,15 @@
         </w:rPr>
         <w:t>Isolation Forest layak dipertimbangkan ketika outlier bersifat multivariat, yaitu tidak terdeteksi bila tiap sensor dianalisis satu per satu, tetapi menjadi jelas saat kombinasi beberapa sensor diperiksa bersamaan. Contohnya, suhu bearing 60°C dan RPM 1500 masing-masing normal bila dilihat terpisah, namun kombinasi keduanya (suhu tinggi pada RPM rendah) justru mengindikasikan gesekan berlebih akibat pelumasan yang buruk, yaitu pola yang hanya terlihat pada ruang fitur multi-dimensi, bukan pada distribusi univariat Z-score atau IQR sederhana.</w:t>
       </w:r>
+      <w:r>
+        <w:rPr>
+          <w:rFonts w:ascii="Arial" w:hAnsi="Arial" w:cs="Arial"/>
+          <w:b w:val="0"/>
+          <w:i w:val="0"/>
+          <w:sz w:val="22"/>
+        </w:rPr>
+        <w:t xml:space="preserve"> Gambar 4 merangkum alurnya secara visual.</w:t>
+      </w:r>
     </w:p>
     <w:p>
       <w:pPr>
@@ -4725,7 +4821,7 @@
           <w:i w:val="0"/>
           <w:sz w:val="22"/>
         </w:rPr>
-        <w:t>Empat teknik smoothing yang umum dipakai: Moving Average (`df.rolling(w).mean()`, window besar berarti lebih halus tetapi delay lebih besar), Exponential Moving Average (`df.ewm(alpha=0.3).mean()`, memberi bobot lebih besar pada data terbaru), Savitzky-Golay Filter (`savgol_filter(x,51,3)`, mempertahankan bentuk puncak lebih baik), dan Low-Pass Filter (`scipy.signal.butter(N, fc)`, Butterworth/FIR untuk filtering yang lebih presisi).</w:t>
+        <w:t xml:space="preserve">Empat teknik smoothing yang umum dipakai: Moving Average (`df.rolling(w)·mean()`, window besar berarti lebih halus tetapi delay lebih besar), Exponential Moving Average (`df.ewm(alpha=0.3)·mean()`, memberi bobot lebih besar pada data terbaru), Savitzky-Golay Filter (`savgol_filter(x,51,3)`, mempertahankan bentuk puncak lebih baik), dan Low-Pass Filter (`scipy.signal.butter(N, fc)`, Butterworth/FIR untuk filtering yang lebih presisi).</w:t>
       </w:r>
     </w:p>
     <w:p>
@@ -4750,6 +4846,15 @@
           <w:sz w:val="22"/>
         </w:rPr>
         <w:t>Low-Pass Filter Butterworth layak menjadi pilihan default saat presisi kontrol frekuensi cutoff menjadi prioritas, karena parameternya (orde N, frekuensi cutoff fc) langsung dapat diterjemahkan ke spesifikasi respons frekuensi yang diinginkan, berbeda dengan Moving Average yang parameter window-nya (k) hanya berhubungan tidak langsung dengan frekuensi cutoff efektif melalui hubungan fcutoff ≈ fs/k. Pada scipy, `butter(N, fc, fs=fs)` mengembalikan koefisien filter yang kemudian diterapkan via `filtfilt` (zero-phase, non-causal) untuk analisis offline, atau `lfilter` (causal, ada phase lag) untuk aplikasi real-time.</w:t>
+      </w:r>
+      <w:r>
+        <w:rPr>
+          <w:rFonts w:ascii="Arial" w:hAnsi="Arial" w:cs="Arial"/>
+          <w:b w:val="0"/>
+          <w:i w:val="0"/>
+          <w:sz w:val="22"/>
+        </w:rPr>
+        <w:t xml:space="preserve"> Gambar 5 mengilustrasikan gagasan ini.</w:t>
       </w:r>
     </w:p>
     <w:p>
@@ -5044,6 +5149,15 @@
         </w:rPr>
         <w:t>membandingkan nilai ujian antar sekolah dengan skala penilaian berbeda membutuhkan normalisasi/standardisasi, sama seperti menyetarakan skala fitur multi-sensor sebelum dianalisis bersama.</w:t>
       </w:r>
+      <w:r>
+        <w:rPr>
+          <w:rFonts w:ascii="Arial" w:hAnsi="Arial" w:cs="Arial"/>
+          <w:b w:val="0"/>
+          <w:i w:val="0"/>
+          <w:sz w:val="22"/>
+        </w:rPr>
+        <w:t xml:space="preserve"> Bentuk ringkasnya dituliskan pada Persamaan (2).</w:t>
+      </w:r>
     </w:p>
     <w:p>
       <w:pPr>
@@ -5083,6 +5197,16 @@
         </w:rPr>
         <w:t>Min-Max: xnorm = (x−xmin)/(xmax−xmin)          Z-score: xstd = (x−μ)/σ</w:t>
       </w:r>
+      <w:r>
+        <w:rPr>
+          <w:rFonts w:ascii="Arial" w:hAnsi="Arial" w:cs="Arial"/>
+          <w:b/>
+          <w:i/>
+          <w:color w:val="305496"/>
+          <w:sz w:val="22"/>
+        </w:rPr>
+        <w:t xml:space="preserve">   (2)</w:t>
+      </w:r>
     </w:p>
     <w:p>
       <w:pPr>
@@ -5114,7 +5238,7 @@
           <w:i w:val="0"/>
           <w:sz w:val="22"/>
         </w:rPr>
-        <w:t>agregasi data ke sampling rate lebih rendah (`df.resample('1S').mean()`); harus hati-hati terhadap potensi aliasing.</w:t>
+        <w:t xml:space="preserve">agregasi data ke sampling rate lebih rendah (`df.resample('1S')·mean()`); harus hati-hati terhadap potensi aliasing.</w:t>
       </w:r>
     </w:p>
     <w:p>
@@ -5147,7 +5271,7 @@
           <w:i w:val="0"/>
           <w:sz w:val="22"/>
         </w:rPr>
-        <w:t>interpolasi data ke sampling rate lebih tinggi (`df.resample('10S').interpolate()`).</w:t>
+        <w:t xml:space="preserve">interpolasi data ke sampling rate lebih tinggi (`df.resample('10S')·interpolate()`).</w:t>
       </w:r>
     </w:p>
     <w:p>
@@ -5785,6 +5909,15 @@
         </w:rPr>
         <w:t>Downsampling multi-sensor perlu dilakukan hati-hati saat sensor-sensor tersebut akan digabungkan (joined) untuk analisis korelasi: menyamakan seluruh sensor ke sampling rate terendah di antara mereka (mis. suhu 1 Hz vs getaran 1000 Hz disamakan ke 1 Hz) memang menyederhanakan join, tetapi membuang informasi frekuensi tinggi getaran yang mungkin justru relevan. Alternatif yang lebih baik: hitung agregat statistik (RMS, peak, kurtosis) dari sinyal getaran resolusi penuh pada tiap jendela waktu yang sesuai dengan sampling rate sensor suhu, sehingga informasi frekuensi tinggi tidak hilang begitu saja melainkan terkondensasi menjadi fitur yang tetap bermakna secara statistik.</w:t>
       </w:r>
+      <w:r>
+        <w:rPr>
+          <w:rFonts w:ascii="Arial" w:hAnsi="Arial" w:cs="Arial"/>
+          <w:b w:val="0"/>
+          <w:i w:val="0"/>
+          <w:sz w:val="22"/>
+        </w:rPr>
+        <w:t xml:space="preserve"> Skemanya diperlihatkan pada Gambar 6.</w:t>
+      </w:r>
     </w:p>
     <w:p>
       <w:pPr>
@@ -5936,7 +6069,7 @@
           <w:i w:val="0"/>
           <w:sz w:val="22"/>
         </w:rPr>
-        <w:t>Validasi akhir sebelum data dianggap siap dianalisis mencakup empat pemeriksaan: (1) plot perbandingan raw vs cleaned; (2) bandingkan statistik dasar sebelum dan sesudah; (3) pastikan `df.isnull().sum()` bernilai nol; (4) pastikan indeks waktu monoton naik tanpa duplikat.</w:t>
+        <w:t xml:space="preserve">Validasi akhir sebelum data dianggap siap dianalisis mencakup empat pemeriksaan: (1) plot perbandingan raw vs cleaned; (2) bandingkan statistik dasar sebelum dan sesudah; (3) pastikan `df.isnull()·sum()` bernilai nol; (4) pastikan indeks waktu monoton naik tanpa duplikat.</w:t>
       </w:r>
     </w:p>
     <w:p>
@@ -6706,7 +6839,69 @@
           <w:color w:val="333333"/>
           <w:sz w:val="21"/>
         </w:rPr>
-        <w:t>IQR (Q1−1,5·IQR, Q3+1,5·IQR), bebas asumsi distribusi, tidak terdistorsi</w:t>
+        <w:t xml:space="preserve">IQR (</w:t>
+      </w:r>
+      <w:r>
+        <w:rPr>
+          <w:rFonts w:ascii="Arial" w:hAnsi="Arial" w:cs="Arial"/>
+          <w:b w:val="0"/>
+          <w:i w:val="0"/>
+          <w:color w:val="333333"/>
+          <w:sz w:val="21"/>
+        </w:rPr>
+        <w:t xml:space="preserve">Q</w:t>
+      </w:r>
+      <w:r>
+        <w:rPr>
+          <w:rFonts w:ascii="Arial" w:hAnsi="Arial" w:cs="Arial"/>
+          <w:b w:val="0"/>
+          <w:i w:val="0"/>
+          <w:color w:val="333333"/>
+          <w:sz w:val="21"/>
+          <w:vertAlign w:val="subscript"/>
+        </w:rPr>
+        <w:t xml:space="preserve">1</w:t>
+      </w:r>
+      <w:r>
+        <w:rPr>
+          <w:rFonts w:ascii="Arial" w:hAnsi="Arial" w:cs="Arial"/>
+          <w:b w:val="0"/>
+          <w:i w:val="0"/>
+          <w:color w:val="333333"/>
+          <w:sz w:val="21"/>
+        </w:rPr>
+        <w:t xml:space="preserve">−1,5·IQR, </w:t>
+      </w:r>
+      <w:r>
+        <w:rPr>
+          <w:rFonts w:ascii="Arial" w:hAnsi="Arial" w:cs="Arial"/>
+          <w:b w:val="0"/>
+          <w:i w:val="0"/>
+          <w:color w:val="333333"/>
+          <w:sz w:val="21"/>
+        </w:rPr>
+        <w:t xml:space="preserve">Q</w:t>
+      </w:r>
+      <w:r>
+        <w:rPr>
+          <w:rFonts w:ascii="Arial" w:hAnsi="Arial" w:cs="Arial"/>
+          <w:b w:val="0"/>
+          <w:i w:val="0"/>
+          <w:color w:val="333333"/>
+          <w:sz w:val="21"/>
+          <w:vertAlign w:val="subscript"/>
+        </w:rPr>
+        <w:t xml:space="preserve">3</w:t>
+      </w:r>
+      <w:r>
+        <w:rPr>
+          <w:rFonts w:ascii="Arial" w:hAnsi="Arial" w:cs="Arial"/>
+          <w:b w:val="0"/>
+          <w:i w:val="0"/>
+          <w:color w:val="333333"/>
+          <w:sz w:val="21"/>
+        </w:rPr>
+        <w:t xml:space="preserve">+1,5·IQR), bebas asumsi distribusi, tidak terdistorsi</w:t>
       </w:r>
     </w:p>
     <w:p>
@@ -8174,7 +8369,35 @@
           <w:i w:val="0"/>
           <w:sz w:val="22"/>
         </w:rPr>
-        <w:t>Diberi data sensor [10,12,11,14,100,13,11,12,14,13]. Hitung upper bound IQR untuk deteksi outlier: upper = Q3 + 1,5xIQR.</w:t>
+        <w:t xml:space="preserve">Diberi data sensor [10,12,11,14,100,13,11,12,14,13]. Hitung upper bound IQR untuk deteksi outlier: upper = </w:t>
+      </w:r>
+      <w:r>
+        <w:rPr>
+          <w:rFonts w:ascii="Arial" w:hAnsi="Arial" w:cs="Arial"/>
+          <w:b w:val="0"/>
+          <w:i w:val="0"/>
+          <w:sz w:val="22"/>
+        </w:rPr>
+        <w:t xml:space="preserve">Q</w:t>
+      </w:r>
+      <w:r>
+        <w:rPr>
+          <w:rFonts w:ascii="Arial" w:hAnsi="Arial" w:cs="Arial"/>
+          <w:b w:val="0"/>
+          <w:i w:val="0"/>
+          <w:sz w:val="22"/>
+          <w:vertAlign w:val="subscript"/>
+        </w:rPr>
+        <w:t xml:space="preserve">3</w:t>
+      </w:r>
+      <w:r>
+        <w:rPr>
+          <w:rFonts w:ascii="Arial" w:hAnsi="Arial" w:cs="Arial"/>
+          <w:b w:val="0"/>
+          <w:i w:val="0"/>
+          <w:sz w:val="22"/>
+        </w:rPr>
+        <w:t xml:space="preserve"> + 1,5xIQR.</w:t>
       </w:r>
     </w:p>
     <w:p>
@@ -8270,7 +8493,7 @@
           <w:color w:val="333333"/>
           <w:sz w:val="21"/>
         </w:rPr>
-        <w:t>Gunakan Series.rolling(window=5).mean() lalu ambil nilai di indeks terakhir dengan .iloc[-1].</w:t>
+        <w:t xml:space="preserve">Gunakan Series.rolling(window=5)·mean() lalu ambil nilai di indeks terakhir dengan .iloc[-1].</w:t>
       </w:r>
     </w:p>
     <w:p>
@@ -8390,7 +8613,38 @@
           <w:color w:val="333333"/>
           <w:sz w:val="21"/>
         </w:rPr>
-        <w:t>Frekuensi Nyquist = fs_baru / 2. Substitusikan laju sampling baru dari soal.</w:t>
+        <w:t xml:space="preserve">Frekuensi Nyquist = </w:t>
+      </w:r>
+      <w:r>
+        <w:rPr>
+          <w:rFonts w:ascii="Arial" w:hAnsi="Arial" w:cs="Arial"/>
+          <w:b w:val="0"/>
+          <w:i w:val="0"/>
+          <w:color w:val="333333"/>
+          <w:sz w:val="21"/>
+        </w:rPr>
+        <w:t xml:space="preserve">fs</w:t>
+      </w:r>
+      <w:r>
+        <w:rPr>
+          <w:rFonts w:ascii="Arial" w:hAnsi="Arial" w:cs="Arial"/>
+          <w:b w:val="0"/>
+          <w:i w:val="0"/>
+          <w:color w:val="333333"/>
+          <w:sz w:val="21"/>
+          <w:vertAlign w:val="subscript"/>
+        </w:rPr>
+        <w:t xml:space="preserve">baru</w:t>
+      </w:r>
+      <w:r>
+        <w:rPr>
+          <w:rFonts w:ascii="Arial" w:hAnsi="Arial" w:cs="Arial"/>
+          <w:b w:val="0"/>
+          <w:i w:val="0"/>
+          <w:color w:val="333333"/>
+          <w:sz w:val="21"/>
+        </w:rPr>
+        <w:t xml:space="preserve"> / 2. Substitusikan laju sampling baru dari soal.</w:t>
       </w:r>
     </w:p>
     <w:p>
@@ -8510,7 +8764,7 @@
           <w:color w:val="333333"/>
           <w:sz w:val="21"/>
         </w:rPr>
-        <w:t>Standardisasi = (x - mu) / sigma. Substitusikan x, mean, dan std dari soal.</w:t>
+        <w:t xml:space="preserve">Standardisasi = (x - μ) / σ. Substitusikan x, mean, dan std dari soal.</w:t>
       </w:r>
     </w:p>
     <w:p>
@@ -8625,7 +8879,63 @@
           <w:i w:val="0"/>
           <w:sz w:val="22"/>
         </w:rPr>
-        <w:t>Implementasikan deteksi outlier Modified Z-score berbasis MAD (Median Absolute Deviation) tanpa scipy.stats. Data: [12.1,12.3,12.0,12.2,45.0,12.1,12.4,12.2,-8.0,12.0,12.1]. Formula: MAD=median(|xi-median(x)|); z_mod=0,6745x(xi-median(x))/MAD; outlier jika |z_mod|&gt;3,5. Hitung jumlah outlier.</w:t>
+        <w:t xml:space="preserve">Implementasikan deteksi outlier Modified Z-score berbasis MAD (Median Absolute Deviation) tanpa scipy.stats. Data: [12.1,12.3,12.0,12.2,45.0,12.1,12.4,12.2,-8.0,12.0,12.1]. Formula: MAD=median(|xi-median(x)|); </w:t>
+      </w:r>
+      <w:r>
+        <w:rPr>
+          <w:rFonts w:ascii="Arial" w:hAnsi="Arial" w:cs="Arial"/>
+          <w:b w:val="0"/>
+          <w:i w:val="0"/>
+          <w:sz w:val="22"/>
+        </w:rPr>
+        <w:t xml:space="preserve">z</w:t>
+      </w:r>
+      <w:r>
+        <w:rPr>
+          <w:rFonts w:ascii="Arial" w:hAnsi="Arial" w:cs="Arial"/>
+          <w:b w:val="0"/>
+          <w:i w:val="0"/>
+          <w:sz w:val="22"/>
+          <w:vertAlign w:val="subscript"/>
+        </w:rPr>
+        <w:t xml:space="preserve">mod</w:t>
+      </w:r>
+      <w:r>
+        <w:rPr>
+          <w:rFonts w:ascii="Arial" w:hAnsi="Arial" w:cs="Arial"/>
+          <w:b w:val="0"/>
+          <w:i w:val="0"/>
+          <w:sz w:val="22"/>
+        </w:rPr>
+        <w:t xml:space="preserve">=0,6745x(xi-median(x))/MAD; outlier jika |</w:t>
+      </w:r>
+      <w:r>
+        <w:rPr>
+          <w:rFonts w:ascii="Arial" w:hAnsi="Arial" w:cs="Arial"/>
+          <w:b w:val="0"/>
+          <w:i w:val="0"/>
+          <w:sz w:val="22"/>
+        </w:rPr>
+        <w:t xml:space="preserve">z</w:t>
+      </w:r>
+      <w:r>
+        <w:rPr>
+          <w:rFonts w:ascii="Arial" w:hAnsi="Arial" w:cs="Arial"/>
+          <w:b w:val="0"/>
+          <w:i w:val="0"/>
+          <w:sz w:val="22"/>
+          <w:vertAlign w:val="subscript"/>
+        </w:rPr>
+        <w:t xml:space="preserve">mod</w:t>
+      </w:r>
+      <w:r>
+        <w:rPr>
+          <w:rFonts w:ascii="Arial" w:hAnsi="Arial" w:cs="Arial"/>
+          <w:b w:val="0"/>
+          <w:i w:val="0"/>
+          <w:sz w:val="22"/>
+        </w:rPr>
+        <w:t xml:space="preserve">|&gt;3,5. Hitung jumlah outlier.</w:t>
       </w:r>
     </w:p>
     <w:p>
@@ -8661,7 +8971,69 @@
           <w:color w:val="333333"/>
           <w:sz w:val="21"/>
         </w:rPr>
-        <w:t>Hitung median data, lalu MAD = median dari |xi - median|; tiap z_mod = 0,6745x(xi-median)/MAD, lalu hitung berapa yang |z_mod| &gt; 3,5.</w:t>
+        <w:t xml:space="preserve">Hitung median data, lalu MAD = median dari |xi - median|; tiap </w:t>
+      </w:r>
+      <w:r>
+        <w:rPr>
+          <w:rFonts w:ascii="Arial" w:hAnsi="Arial" w:cs="Arial"/>
+          <w:b w:val="0"/>
+          <w:i w:val="0"/>
+          <w:color w:val="333333"/>
+          <w:sz w:val="21"/>
+        </w:rPr>
+        <w:t xml:space="preserve">z</w:t>
+      </w:r>
+      <w:r>
+        <w:rPr>
+          <w:rFonts w:ascii="Arial" w:hAnsi="Arial" w:cs="Arial"/>
+          <w:b w:val="0"/>
+          <w:i w:val="0"/>
+          <w:color w:val="333333"/>
+          <w:sz w:val="21"/>
+          <w:vertAlign w:val="subscript"/>
+        </w:rPr>
+        <w:t xml:space="preserve">mod</w:t>
+      </w:r>
+      <w:r>
+        <w:rPr>
+          <w:rFonts w:ascii="Arial" w:hAnsi="Arial" w:cs="Arial"/>
+          <w:b w:val="0"/>
+          <w:i w:val="0"/>
+          <w:color w:val="333333"/>
+          <w:sz w:val="21"/>
+        </w:rPr>
+        <w:t xml:space="preserve"> = 0,6745x(xi-median)/MAD, lalu hitung berapa yang |</w:t>
+      </w:r>
+      <w:r>
+        <w:rPr>
+          <w:rFonts w:ascii="Arial" w:hAnsi="Arial" w:cs="Arial"/>
+          <w:b w:val="0"/>
+          <w:i w:val="0"/>
+          <w:color w:val="333333"/>
+          <w:sz w:val="21"/>
+        </w:rPr>
+        <w:t xml:space="preserve">z</w:t>
+      </w:r>
+      <w:r>
+        <w:rPr>
+          <w:rFonts w:ascii="Arial" w:hAnsi="Arial" w:cs="Arial"/>
+          <w:b w:val="0"/>
+          <w:i w:val="0"/>
+          <w:color w:val="333333"/>
+          <w:sz w:val="21"/>
+          <w:vertAlign w:val="subscript"/>
+        </w:rPr>
+        <w:t xml:space="preserve">mod</w:t>
+      </w:r>
+      <w:r>
+        <w:rPr>
+          <w:rFonts w:ascii="Arial" w:hAnsi="Arial" w:cs="Arial"/>
+          <w:b w:val="0"/>
+          <w:i w:val="0"/>
+          <w:color w:val="333333"/>
+          <w:sz w:val="21"/>
+        </w:rPr>
+        <w:t xml:space="preserve">| &gt; 3,5.</w:t>
       </w:r>
     </w:p>
     <w:p>
@@ -8781,7 +9153,69 @@
           <w:color w:val="333333"/>
           <w:sz w:val="21"/>
         </w:rPr>
-        <w:t>Untuk tiap NaN, cari indeks valid sebelum (i_prev) dan sesudah (i_next), lalu terapkan rumus interpolasi linear pada soal; akhirnya jumlahkan array dengan sum().</w:t>
+        <w:t xml:space="preserve">Untuk tiap NaN, cari indeks valid sebelum (</w:t>
+      </w:r>
+      <w:r>
+        <w:rPr>
+          <w:rFonts w:ascii="Arial" w:hAnsi="Arial" w:cs="Arial"/>
+          <w:b w:val="0"/>
+          <w:i w:val="0"/>
+          <w:color w:val="333333"/>
+          <w:sz w:val="21"/>
+        </w:rPr>
+        <w:t xml:space="preserve">i</w:t>
+      </w:r>
+      <w:r>
+        <w:rPr>
+          <w:rFonts w:ascii="Arial" w:hAnsi="Arial" w:cs="Arial"/>
+          <w:b w:val="0"/>
+          <w:i w:val="0"/>
+          <w:color w:val="333333"/>
+          <w:sz w:val="21"/>
+          <w:vertAlign w:val="subscript"/>
+        </w:rPr>
+        <w:t xml:space="preserve">prev</w:t>
+      </w:r>
+      <w:r>
+        <w:rPr>
+          <w:rFonts w:ascii="Arial" w:hAnsi="Arial" w:cs="Arial"/>
+          <w:b w:val="0"/>
+          <w:i w:val="0"/>
+          <w:color w:val="333333"/>
+          <w:sz w:val="21"/>
+        </w:rPr>
+        <w:t xml:space="preserve">) dan sesudah (</w:t>
+      </w:r>
+      <w:r>
+        <w:rPr>
+          <w:rFonts w:ascii="Arial" w:hAnsi="Arial" w:cs="Arial"/>
+          <w:b w:val="0"/>
+          <w:i w:val="0"/>
+          <w:color w:val="333333"/>
+          <w:sz w:val="21"/>
+        </w:rPr>
+        <w:t xml:space="preserve">i</w:t>
+      </w:r>
+      <w:r>
+        <w:rPr>
+          <w:rFonts w:ascii="Arial" w:hAnsi="Arial" w:cs="Arial"/>
+          <w:b w:val="0"/>
+          <w:i w:val="0"/>
+          <w:color w:val="333333"/>
+          <w:sz w:val="21"/>
+          <w:vertAlign w:val="subscript"/>
+        </w:rPr>
+        <w:t xml:space="preserve">next</w:t>
+      </w:r>
+      <w:r>
+        <w:rPr>
+          <w:rFonts w:ascii="Arial" w:hAnsi="Arial" w:cs="Arial"/>
+          <w:b w:val="0"/>
+          <w:i w:val="0"/>
+          <w:color w:val="333333"/>
+          <w:sz w:val="21"/>
+        </w:rPr>
+        <w:t xml:space="preserve">), lalu terapkan rumus interpolasi linear pada soal; akhirnya jumlahkan array dengan sum().</w:t>
       </w:r>
     </w:p>
     <w:p>
@@ -8805,7 +9239,7 @@
           <w:i w:val="0"/>
           <w:sz w:val="22"/>
         </w:rPr>
-        <w:t>Implementasikan Exponential Moving Average (EMA) dari awal (tanpa pd.Series.ewm()). Data: [10.0,12.0,11.0,13.0,14.0,13.0,15.0], alpha=0,3. EMA0=data0; EMAi = alpha x datai + (1-alpha) x EMAi-1 untuk i&gt;=1. Cetak nilai EMA terakhir, dibulatkan 2 desimal.</w:t>
+        <w:t xml:space="preserve">Implementasikan Exponential Moving Average (EMA) dari awal (tanpa pd.Series.ewm()). Data: [10.0,12.0,11.0,13.0,14.0,13.0,15.0], α=0,3. EMA0=data0; EMAi = α x datai + (1-α) x EMAi-1 untuk i≥1. Cetak nilai EMA terakhir, dibulatkan 2 desimal.</w:t>
       </w:r>
     </w:p>
     <w:p>
@@ -8841,7 +9275,7 @@
           <w:color w:val="333333"/>
           <w:sz w:val="21"/>
         </w:rPr>
-        <w:t>Inisialisasi EMA dengan titik pertama, lalu iterasi EMAi = alphaxdatai + (1-alpha)xEMAi-1; ambil nilai EMA terakhir dan bulatkan 2 desimal.</w:t>
+        <w:t xml:space="preserve">Inisialisasi EMA dengan titik pertama, lalu iterasi EMAi = alphaxdatai + (1-α)xEMAi-1; ambil nilai EMA terakhir dan bulatkan 2 desimal.</w:t>
       </w:r>
     </w:p>
     <w:p>
@@ -8865,7 +9299,63 @@
           <w:i w:val="0"/>
           <w:sz w:val="22"/>
         </w:rPr>
-        <w:t>Implementasikan pipeline 3-tahap deteksi + replacement outlier dengan IQR pada data: [5.0,5.1,5.2,50.0,5.3,5.4,5.5,-20.0,5.6,5.7,5.8,5.9,100.0,6.0,6.1]. Tahap: (1) hitung Q1/Q3/IQR dan identifikasi outlier, (2) ganti outlier dengan median data bersih (median setelah outlier dikeluarkan), (3) hitung mean array hasil replacement, dibulatkan 2 desimal.</w:t>
+        <w:t xml:space="preserve">Implementasikan pipeline 3-tahap deteksi + replacement outlier dengan IQR pada data: [5.0,5.1,5.2,50.0,5.3,5.4,5.5,-20.0,5.6,5.7,5.8,5.9,100.0,6.0,6.1]. Tahap: (1) hitung </w:t>
+      </w:r>
+      <w:r>
+        <w:rPr>
+          <w:rFonts w:ascii="Arial" w:hAnsi="Arial" w:cs="Arial"/>
+          <w:b w:val="0"/>
+          <w:i w:val="0"/>
+          <w:sz w:val="22"/>
+        </w:rPr>
+        <w:t xml:space="preserve">Q</w:t>
+      </w:r>
+      <w:r>
+        <w:rPr>
+          <w:rFonts w:ascii="Arial" w:hAnsi="Arial" w:cs="Arial"/>
+          <w:b w:val="0"/>
+          <w:i w:val="0"/>
+          <w:sz w:val="22"/>
+          <w:vertAlign w:val="subscript"/>
+        </w:rPr>
+        <w:t xml:space="preserve">1</w:t>
+      </w:r>
+      <w:r>
+        <w:rPr>
+          <w:rFonts w:ascii="Arial" w:hAnsi="Arial" w:cs="Arial"/>
+          <w:b w:val="0"/>
+          <w:i w:val="0"/>
+          <w:sz w:val="22"/>
+        </w:rPr>
+        <w:t xml:space="preserve">/</w:t>
+      </w:r>
+      <w:r>
+        <w:rPr>
+          <w:rFonts w:ascii="Arial" w:hAnsi="Arial" w:cs="Arial"/>
+          <w:b w:val="0"/>
+          <w:i w:val="0"/>
+          <w:sz w:val="22"/>
+        </w:rPr>
+        <w:t xml:space="preserve">Q</w:t>
+      </w:r>
+      <w:r>
+        <w:rPr>
+          <w:rFonts w:ascii="Arial" w:hAnsi="Arial" w:cs="Arial"/>
+          <w:b w:val="0"/>
+          <w:i w:val="0"/>
+          <w:sz w:val="22"/>
+          <w:vertAlign w:val="subscript"/>
+        </w:rPr>
+        <w:t xml:space="preserve">3</w:t>
+      </w:r>
+      <w:r>
+        <w:rPr>
+          <w:rFonts w:ascii="Arial" w:hAnsi="Arial" w:cs="Arial"/>
+          <w:b w:val="0"/>
+          <w:i w:val="0"/>
+          <w:sz w:val="22"/>
+        </w:rPr>
+        <w:t xml:space="preserve">/IQR dan identifikasi outlier, (2) ganti outlier dengan median data bersih (median setelah outlier dikeluarkan), (3) hitung mean array hasil replacement, dibulatkan 2 desimal.</w:t>
       </w:r>
     </w:p>
     <w:p>

--- a/Optimalisasi-dan-Automasi/Modul-Word/Modul-4-Preprocessing-Dasar-Pembersihan-Data.docx
+++ b/Optimalisasi-dan-Automasi/Modul-Word/Modul-4-Preprocessing-Dasar-Pembersihan-Data.docx
@@ -2838,7 +2838,7 @@
           <w:i w:val="0"/>
           <w:sz w:val="22"/>
         </w:rPr>
-        <w:t xml:space="preserve">Missing values dideteksi dengan `df.isnull()·sum()` untuk menghitung jumlah nilai kosong per kolom, `df.isna()·mean()·100` untuk persentasenya, atau `df[df.isnull()·any(axis=1)]` untuk menampilkan baris yang mengandung nilai kosong.</w:t>
+        <w:t>Missing values dideteksi dengan `df.isnull().sum()` untuk menghitung jumlah nilai kosong per kolom, `df.isna().mean()*100` untuk persentasenya, atau `df[df.isnull().any(axis=1)]` untuk menampilkan baris yang mengandung nilai kosong.</w:t>
       </w:r>
     </w:p>
     <w:p>
@@ -4821,7 +4821,7 @@
           <w:i w:val="0"/>
           <w:sz w:val="22"/>
         </w:rPr>
-        <w:t xml:space="preserve">Empat teknik smoothing yang umum dipakai: Moving Average (`df.rolling(w)·mean()`, window besar berarti lebih halus tetapi delay lebih besar), Exponential Moving Average (`df.ewm(alpha=0.3)·mean()`, memberi bobot lebih besar pada data terbaru), Savitzky-Golay Filter (`savgol_filter(x,51,3)`, mempertahankan bentuk puncak lebih baik), dan Low-Pass Filter (`scipy.signal.butter(N, fc)`, Butterworth/FIR untuk filtering yang lebih presisi).</w:t>
+        <w:t>Empat teknik smoothing yang umum dipakai: Moving Average (`df.rolling(w).mean()`, window besar berarti lebih halus tetapi delay lebih besar), Exponential Moving Average (`df.ewm(alpha=0.3).mean()`, memberi bobot lebih besar pada data terbaru), Savitzky-Golay Filter (`savgol_filter(x,51,3)`, mempertahankan bentuk puncak lebih baik), dan Low-Pass Filter (`scipy.signal.butter(N, fc)`, Butterworth/FIR untuk filtering yang lebih presisi).</w:t>
       </w:r>
     </w:p>
     <w:p>
@@ -5238,7 +5238,7 @@
           <w:i w:val="0"/>
           <w:sz w:val="22"/>
         </w:rPr>
-        <w:t xml:space="preserve">agregasi data ke sampling rate lebih rendah (`df.resample('1S')·mean()`); harus hati-hati terhadap potensi aliasing.</w:t>
+        <w:t>agregasi data ke sampling rate lebih rendah (`df.resample('1S').mean()`); harus hati-hati terhadap potensi aliasing.</w:t>
       </w:r>
     </w:p>
     <w:p>
@@ -5271,7 +5271,7 @@
           <w:i w:val="0"/>
           <w:sz w:val="22"/>
         </w:rPr>
-        <w:t xml:space="preserve">interpolasi data ke sampling rate lebih tinggi (`df.resample('10S')·interpolate()`).</w:t>
+        <w:t>interpolasi data ke sampling rate lebih tinggi (`df.resample('10S').interpolate()`).</w:t>
       </w:r>
     </w:p>
     <w:p>
@@ -6069,7 +6069,7 @@
           <w:i w:val="0"/>
           <w:sz w:val="22"/>
         </w:rPr>
-        <w:t xml:space="preserve">Validasi akhir sebelum data dianggap siap dianalisis mencakup empat pemeriksaan: (1) plot perbandingan raw vs cleaned; (2) bandingkan statistik dasar sebelum dan sesudah; (3) pastikan `df.isnull()·sum()` bernilai nol; (4) pastikan indeks waktu monoton naik tanpa duplikat.</w:t>
+        <w:t>Validasi akhir sebelum data dianggap siap dianalisis mencakup empat pemeriksaan: (1) plot perbandingan raw vs cleaned; (2) bandingkan statistik dasar sebelum dan sesudah; (3) pastikan `df.isnull().sum()` bernilai nol; (4) pastikan indeks waktu monoton naik tanpa duplikat.</w:t>
       </w:r>
     </w:p>
     <w:p>
@@ -8493,7 +8493,7 @@
           <w:color w:val="333333"/>
           <w:sz w:val="21"/>
         </w:rPr>
-        <w:t xml:space="preserve">Gunakan Series.rolling(window=5)·mean() lalu ambil nilai di indeks terakhir dengan .iloc[-1].</w:t>
+        <w:t>Gunakan Series.rolling(window=5).mean() lalu ambil nilai di indeks terakhir dengan .iloc[-1].</w:t>
       </w:r>
     </w:p>
     <w:p>

--- a/Optimalisasi-dan-Automasi/Modul-Word/Modul-4-Preprocessing-Dasar-Pembersihan-Data.docx
+++ b/Optimalisasi-dan-Automasi/Modul-Word/Modul-4-Preprocessing-Dasar-Pembersihan-Data.docx
@@ -3754,8 +3754,11 @@
     </w:p>
     <w:p>
       <w:pPr>
+        <w:tabs>
+          <w:tab w:val="center" w:pos="4393"/>
+          <w:tab w:val="right" w:pos="8787"/>
+        </w:tabs>
         <w:spacing w:before="40" w:after="120"/>
-        <w:jc w:val="center"/>
       </w:pPr>
       <w:r>
         <w:rPr>
@@ -3765,7 +3768,7 @@
           <w:color w:val="305496"/>
           <w:sz w:val="22"/>
         </w:rPr>
-        <w:t xml:space="preserve">Z-score: z = (x − μ) / σ, outlier jika |z| &gt; 3          IQR: outlier jika x &lt; Q1−1,5·IQR atau x &gt; </w:t>
+        <w:tab/>
       </w:r>
       <w:r>
         <w:rPr>
@@ -3775,7 +3778,7 @@
           <w:color w:val="305496"/>
           <w:sz w:val="22"/>
         </w:rPr>
-        <w:t xml:space="preserve">Q</w:t>
+        <w:t xml:space="preserve">Z-score: z = (x − μ) / σ, outlier jika |z| &gt; 3          IQR: outlier jika x &lt; Q1−1,5·IQR atau x &gt; </w:t>
       </w:r>
       <w:r>
         <w:rPr>
@@ -3784,9 +3787,8 @@
           <w:i/>
           <w:color w:val="305496"/>
           <w:sz w:val="22"/>
-          <w:vertAlign w:val="subscript"/>
-        </w:rPr>
-        <w:t xml:space="preserve">3</w:t>
+        </w:rPr>
+        <w:t xml:space="preserve">Q</w:t>
       </w:r>
       <w:r>
         <w:rPr>
@@ -3795,8 +3797,9 @@
           <w:i/>
           <w:color w:val="305496"/>
           <w:sz w:val="22"/>
-        </w:rPr>
-        <w:t xml:space="preserve">+1,5·IQR</w:t>
+          <w:vertAlign w:val="subscript"/>
+        </w:rPr>
+        <w:t xml:space="preserve">3</w:t>
       </w:r>
       <w:r>
         <w:rPr>
@@ -3806,7 +3809,18 @@
           <w:color w:val="305496"/>
           <w:sz w:val="22"/>
         </w:rPr>
-        <w:t xml:space="preserve">   (1)</w:t>
+        <w:t xml:space="preserve">+1,5·IQR</w:t>
+      </w:r>
+      <w:r>
+        <w:rPr>
+          <w:rFonts w:ascii="Arial" w:hAnsi="Arial" w:cs="Arial"/>
+          <w:b/>
+          <w:i/>
+          <w:color w:val="305496"/>
+          <w:sz w:val="22"/>
+        </w:rPr>
+        <w:tab/>
+        <w:t xml:space="preserve">(1)</w:t>
       </w:r>
     </w:p>
     <w:p>
@@ -5184,8 +5198,11 @@
     </w:p>
     <w:p>
       <w:pPr>
+        <w:tabs>
+          <w:tab w:val="center" w:pos="4393"/>
+          <w:tab w:val="right" w:pos="8787"/>
+        </w:tabs>
         <w:spacing w:before="40" w:after="120"/>
-        <w:jc w:val="center"/>
       </w:pPr>
       <w:r>
         <w:rPr>
@@ -5195,7 +5212,7 @@
           <w:color w:val="305496"/>
           <w:sz w:val="22"/>
         </w:rPr>
-        <w:t>Min-Max: xnorm = (x−xmin)/(xmax−xmin)          Z-score: xstd = (x−μ)/σ</w:t>
+        <w:tab/>
       </w:r>
       <w:r>
         <w:rPr>
@@ -5205,7 +5222,18 @@
           <w:color w:val="305496"/>
           <w:sz w:val="22"/>
         </w:rPr>
-        <w:t xml:space="preserve">   (2)</w:t>
+        <w:t>Min-Max: xnorm = (x−xmin)/(xmax−xmin)          Z-score: xstd = (x−μ)/σ</w:t>
+      </w:r>
+      <w:r>
+        <w:rPr>
+          <w:rFonts w:ascii="Arial" w:hAnsi="Arial" w:cs="Arial"/>
+          <w:b/>
+          <w:i/>
+          <w:color w:val="305496"/>
+          <w:sz w:val="22"/>
+        </w:rPr>
+        <w:tab/>
+        <w:t xml:space="preserve">(2)</w:t>
       </w:r>
     </w:p>
     <w:p>

--- a/Optimalisasi-dan-Automasi/Modul-Word/Modul-4-Preprocessing-Dasar-Pembersihan-Data.docx
+++ b/Optimalisasi-dan-Automasi/Modul-Word/Modul-4-Preprocessing-Dasar-Pembersihan-Data.docx
@@ -2579,45 +2579,65 @@
     <w:p>
       <w:pPr>
         <w:pBdr>
-          <w:top w:val="single" w:sz="8" w:space="6" w:color="2E9E6B"/>
-          <w:left w:val="single" w:sz="8" w:space="6" w:color="2E9E6B"/>
-          <w:bottom w:val="single" w:sz="8" w:space="6" w:color="2E9E6B"/>
-          <w:right w:val="single" w:sz="8" w:space="6" w:color="2E9E6B"/>
+          <w:top w:val="single" w:sz="6" w:space="10" w:color="BFE3D0"/>
+          <w:left w:val="single" w:sz="24" w:space="12" w:color="1F7A55"/>
+          <w:bottom w:val="single" w:sz="6" w:space="10" w:color="BFE3D0"/>
+          <w:right w:val="single" w:sz="6" w:space="10" w:color="BFE3D0"/>
         </w:pBdr>
-        <w:shd w:val="clear" w:fill="EAF7F0"/>
-        <w:spacing w:before="80" w:after="240"/>
-      </w:pPr>
-      <w:r>
-        <w:rPr>
-          <w:rFonts w:ascii="Arial" w:hAnsi="Arial" w:cs="Arial"/>
-          <w:b/>
-          <w:i w:val="0"/>
-          <w:color w:val="1F3864"/>
-          <w:sz w:val="21"/>
-        </w:rPr>
-        <w:t xml:space="preserve">🔗 Modul Interaktif: </w:t>
+        <w:shd w:val="clear" w:fill="F1FAF5"/>
+        <w:spacing w:before="140" w:after="60" w:line="264" w:lineRule="auto"/>
+        <w:ind w:left="170" w:right="170"/>
+        <w:jc w:val="left"/>
+      </w:pPr>
+      <w:r>
+        <w:rPr>
+          <w:rFonts w:ascii="Arial" w:hAnsi="Arial" w:cs="Arial"/>
+          <w:b/>
+          <w:i w:val="0"/>
+          <w:color w:val="1F7A55"/>
+          <w:sz w:val="17"/>
+          <w:spacing w:val="30"/>
+        </w:rPr>
+        <w:t xml:space="preserve">🔗 MODUL INTERAKTIF</w:t>
+      </w:r>
+      <w:r>
+        <w:br/>
       </w:r>
       <w:hyperlink r:id="rId19">
         <w:r>
           <w:rPr>
             <w:rFonts w:ascii="Arial" w:hAnsi="Arial" w:cs="Arial"/>
-            <w:sz w:val="22"/>
+            <w:b/>
             <w:color w:val="0563C1"/>
+            <w:sz w:val="20"/>
             <w:u w:val="single"/>
-            <w:b/>
           </w:rPr>
           <w:t xml:space="preserve">https://dedik-romahadi.github.io/Mechanical-Engineering-Courses/Optimalisasi-dan-Automasi/Modul/Modul-4.html</w:t>
         </w:r>
       </w:hyperlink>
-      <w:r>
-        <w:rPr>
-          <w:rFonts w:ascii="Arial" w:hAnsi="Arial" w:cs="Arial"/>
-          <w:b w:val="0"/>
-          <w:i w:val="0"/>
-          <w:color w:val="333333"/>
-          <w:sz w:val="20"/>
-        </w:rPr>
-        <w:t>. Pada layar masuk, pilih tombol “👁️ Mode Preview (Tanpa Login)” untuk melihat modul lengkap (animasi, kalkulator interaktif, editor kode Python langsung di browser) tanpa perlu akun. Soal pada Mode Preview bersifat tampilan saja; jawaban benar/salah dan poin tidak aktif.</w:t>
+    </w:p>
+    <w:p>
+      <w:pPr>
+        <w:pBdr>
+          <w:top w:val="single" w:sz="6" w:space="10" w:color="BFE3D0"/>
+          <w:left w:val="single" w:sz="24" w:space="12" w:color="1F7A55"/>
+          <w:bottom w:val="single" w:sz="6" w:space="10" w:color="BFE3D0"/>
+          <w:right w:val="single" w:sz="6" w:space="10" w:color="BFE3D0"/>
+        </w:pBdr>
+        <w:shd w:val="clear" w:fill="F1FAF5"/>
+        <w:spacing w:before="0" w:after="140" w:line="264" w:lineRule="auto"/>
+        <w:ind w:left="170" w:right="170"/>
+        <w:jc w:val="left"/>
+      </w:pPr>
+      <w:r>
+        <w:rPr>
+          <w:rFonts w:ascii="Arial" w:hAnsi="Arial" w:cs="Arial"/>
+          <w:b w:val="0"/>
+          <w:i w:val="0"/>
+          <w:color w:val="44525F"/>
+          <w:sz w:val="19"/>
+        </w:rPr>
+        <w:t xml:space="preserve">Pada layar masuk, pilih tombol “👁️ Mode Preview (Tanpa Login)” untuk melihat modul lengkap (animasi, kalkulator interaktif, editor kode Python langsung di browser) tanpa perlu akun. Soal pada Mode Preview bersifat tampilan saja; jawaban benar/salah dan poin tidak aktif.</w:t>
       </w:r>
     </w:p>
     <w:p>
